--- a/fiction/notes/material/av-00-0000-alternate_20001207-1040.docx
+++ b/fiction/notes/material/av-00-0000-alternate_20001207-1040.docx
@@ -3,620 +3,1520 @@
 <w:document xmlns:wpc="http://schemas.microsoft.com/office/word/2010/wordprocessingCanvas" xmlns:cx="http://schemas.microsoft.com/office/drawing/2014/chartex" xmlns:cx1="http://schemas.microsoft.com/office/drawing/2015/9/8/chartex" xmlns:cx2="http://schemas.microsoft.com/office/drawing/2015/10/21/chartex" xmlns:cx3="http://schemas.microsoft.com/office/drawing/2016/5/9/chartex" xmlns:cx4="http://schemas.microsoft.com/office/drawing/2016/5/10/chartex" xmlns:cx5="http://schemas.microsoft.com/office/drawing/2016/5/11/chartex" xmlns:cx6="http://schemas.microsoft.com/office/drawing/2016/5/12/chartex" xmlns:cx7="http://schemas.microsoft.com/office/drawing/2016/5/13/chartex" xmlns:cx8="http://schemas.microsoft.com/office/drawing/2016/5/14/chartex" xmlns:mc="http://schemas.openxmlformats.org/markup-compatibility/2006" xmlns:aink="http://schemas.microsoft.com/office/drawing/2016/ink" xmlns:am3d="http://schemas.microsoft.com/office/drawing/2017/model3d" xmlns:o="urn:schemas-microsoft-com:office:office" xmlns:oel="http://schemas.microsoft.com/office/2019/extlst" xmlns:r="http://schemas.openxmlformats.org/officeDocument/2006/relationships" xmlns:m="http://schemas.openxmlformats.org/officeDocument/2006/math" xmlns:v="urn:schemas-microsoft-com:vml" xmlns:wp14="http://schemas.microsoft.com/office/word/2010/wordprocessingDrawing" xmlns:wp="http://schemas.openxmlformats.org/drawingml/2006/wordprocessingDrawing" xmlns:w10="urn:schemas-microsoft-com:office:word" xmlns:w="http://schemas.openxmlformats.org/wordprocessingml/2006/main" xmlns:w14="http://schemas.microsoft.com/office/word/2010/wordml" xmlns:w15="http://schemas.microsoft.com/office/word/2012/wordml" xmlns:w16cex="http://schemas.microsoft.com/office/word/2018/wordml/cex" xmlns:w16cid="http://schemas.microsoft.com/office/word/2016/wordml/cid" xmlns:w16="http://schemas.microsoft.com/office/word/2018/wordml" xmlns:w16du="http://schemas.microsoft.com/office/word/2023/wordml/word16du" xmlns:w16sdtdh="http://schemas.microsoft.com/office/word/2020/wordml/sdtdatahash" xmlns:w16sdtfl="http://schemas.microsoft.com/office/word/2024/wordml/sdtformatlock" xmlns:w16se="http://schemas.microsoft.com/office/word/2015/wordml/symex" xmlns:wpg="http://schemas.microsoft.com/office/word/2010/wordprocessingGroup" xmlns:wpi="http://schemas.microsoft.com/office/word/2010/wordprocessingInk" xmlns:wne="http://schemas.microsoft.com/office/word/2006/wordml" xmlns:wps="http://schemas.microsoft.com/office/word/2010/wordprocessingShape" mc:Ignorable="w14 w15 w16se w16cid w16 w16cex w16sdtdh w16sdtfl w16du wp14">
   <w:body>
     <w:p>
-      <w:r>
-        <w:rPr>
+      <w:pPr>
+        <w:rPr>
+          <w:rFonts w:ascii="Montserrat" w:hAnsi="Montserrat"/>
+          <w:sz w:val="24"/>
+        </w:rPr>
+      </w:pPr>
+      <w:r>
+        <w:rPr>
+          <w:rFonts w:ascii="Montserrat" w:hAnsi="Montserrat"/>
           <w:color w:val="FFFFFF"/>
+          <w:sz w:val="24"/>
         </w:rPr>
         <w:t>AV 00-0000 ALTERNATE</w:t>
       </w:r>
     </w:p>
     <w:p>
-      <w:r>
+      <w:pPr>
+        <w:rPr>
+          <w:rFonts w:ascii="Montserrat" w:hAnsi="Montserrat"/>
+          <w:sz w:val="24"/>
+        </w:rPr>
+      </w:pPr>
+      <w:r>
+        <w:rPr>
+          <w:rFonts w:ascii="Montserrat" w:hAnsi="Montserrat"/>
+          <w:sz w:val="24"/>
+        </w:rPr>
         <w:tab/>
         <w:t>Perspective and Context</w:t>
       </w:r>
     </w:p>
     <w:p>
-      <w:r>
+      <w:pPr>
+        <w:rPr>
+          <w:rFonts w:ascii="Montserrat" w:hAnsi="Montserrat"/>
+          <w:sz w:val="24"/>
+        </w:rPr>
+      </w:pPr>
+      <w:r>
+        <w:rPr>
+          <w:rFonts w:ascii="Montserrat" w:hAnsi="Montserrat"/>
+          <w:sz w:val="24"/>
+        </w:rPr>
         <w:tab/>
         <w:t xml:space="preserve">For additional contributing perspective and context notes, see also: Naked Goddess 00-0000. </w:t>
       </w:r>
     </w:p>
-    <w:p/>
-    <w:p>
-      <w:pPr>
-        <w:rPr>
+    <w:p>
+      <w:pPr>
+        <w:rPr>
+          <w:rFonts w:ascii="Montserrat" w:hAnsi="Montserrat"/>
+          <w:sz w:val="24"/>
+        </w:rPr>
+      </w:pPr>
+    </w:p>
+    <w:p>
+      <w:pPr>
+        <w:rPr>
+          <w:rFonts w:ascii="Montserrat" w:hAnsi="Montserrat"/>
           <w:color w:val="FFFFFF"/>
-        </w:rPr>
-      </w:pPr>
-      <w:r>
-        <w:rPr>
+          <w:sz w:val="24"/>
+        </w:rPr>
+      </w:pPr>
+      <w:r>
+        <w:rPr>
+          <w:rFonts w:ascii="Montserrat" w:hAnsi="Montserrat"/>
           <w:color w:val="FFFFFF"/>
+          <w:sz w:val="24"/>
         </w:rPr>
         <w:t>The Avatar Project</w:t>
       </w:r>
     </w:p>
     <w:p>
-      <w:r>
+      <w:pPr>
+        <w:rPr>
+          <w:rFonts w:ascii="Montserrat" w:hAnsi="Montserrat"/>
+          <w:sz w:val="24"/>
+        </w:rPr>
+      </w:pPr>
+      <w:r>
+        <w:rPr>
+          <w:rFonts w:ascii="Montserrat" w:hAnsi="Montserrat"/>
+          <w:sz w:val="24"/>
+        </w:rPr>
         <w:t>Body.</w:t>
       </w:r>
     </w:p>
     <w:p>
       <w:pPr>
         <w:rPr>
+          <w:rFonts w:ascii="Montserrat" w:hAnsi="Montserrat"/>
           <w:color w:val="FFFFFF"/>
-        </w:rPr>
-      </w:pPr>
-    </w:p>
-    <w:p>
-      <w:pPr>
-        <w:rPr>
+          <w:sz w:val="24"/>
+        </w:rPr>
+      </w:pPr>
+    </w:p>
+    <w:p>
+      <w:pPr>
+        <w:rPr>
+          <w:rFonts w:ascii="Montserrat" w:hAnsi="Montserrat"/>
           <w:color w:val="FFFFFF"/>
-        </w:rPr>
-      </w:pPr>
-      <w:r>
-        <w:rPr>
+          <w:sz w:val="24"/>
+        </w:rPr>
+      </w:pPr>
+      <w:r>
+        <w:rPr>
+          <w:rFonts w:ascii="Montserrat" w:hAnsi="Montserrat"/>
           <w:color w:val="FFFFFF"/>
+          <w:sz w:val="24"/>
         </w:rPr>
         <w:t>An Invisible Loop</w:t>
       </w:r>
     </w:p>
     <w:p>
-      <w:r>
+      <w:pPr>
+        <w:rPr>
+          <w:rFonts w:ascii="Montserrat" w:hAnsi="Montserrat"/>
+          <w:sz w:val="24"/>
+        </w:rPr>
+      </w:pPr>
+      <w:r>
+        <w:rPr>
+          <w:rFonts w:ascii="Montserrat" w:hAnsi="Montserrat"/>
+          <w:sz w:val="24"/>
+        </w:rPr>
         <w:t>Book One : A Daughter's Duty</w:t>
       </w:r>
     </w:p>
-    <w:p/>
-    <w:p>
-      <w:r>
-        <w:t xml:space="preserve">It was a twenty seven year loop. It was a loop in which she was conceived and born in and of herself when she was seventeen and twenty-one, respectively, in which she was rescued from dissolution at the age of twenty-seven by herself on the cusp of turning seven. The irony of it is that only she was subject to that loop, passing through an eye of paradox at the age of seventeen to preserve her own conception. She was fighting an </w:t>
-      </w:r>
-      <w:proofErr w:type="spellStart"/>
-      <w:r>
-        <w:t>all out</w:t>
-      </w:r>
-      <w:proofErr w:type="spellEnd"/>
-      <w:r>
-        <w:t xml:space="preserve"> assault on her mind when she slipped through the eye, arriving in the past by retreating into the very depths of her own mind to escape, emerging in the moment of her conception. </w:t>
-      </w:r>
-    </w:p>
-    <w:p/>
-    <w:p>
-      <w:r>
+    <w:p>
+      <w:pPr>
+        <w:rPr>
+          <w:rFonts w:ascii="Montserrat" w:hAnsi="Montserrat"/>
+          <w:sz w:val="24"/>
+        </w:rPr>
+      </w:pPr>
+    </w:p>
+    <w:p>
+      <w:pPr>
+        <w:rPr>
+          <w:rFonts w:ascii="Montserrat" w:hAnsi="Montserrat"/>
+          <w:sz w:val="24"/>
+        </w:rPr>
+      </w:pPr>
+      <w:r>
+        <w:rPr>
+          <w:rFonts w:ascii="Montserrat" w:hAnsi="Montserrat"/>
+          <w:sz w:val="24"/>
+        </w:rPr>
+        <w:t>It was a twenty seven year loop. It was a loop in which she was conceived and born in and of herself when she was seventeen and twenty-one, respectively, in which she was rescued from dissolution at the age of twenty-seven by herself on the cusp of turning seven. The irony of it is that only she was subject to that loop, passing through an eye of paradox at the age of seventeen to preserve her own conception. She was fighting an all out assault on her mind when she slipped through the eye, arriving in the p</w:t>
+      </w:r>
+      <w:r>
+        <w:rPr>
+          <w:rFonts w:ascii="Montserrat" w:hAnsi="Montserrat"/>
+          <w:sz w:val="24"/>
+        </w:rPr>
+        <w:t xml:space="preserve">ast by retreating into the very depths of her own mind to escape, emerging in the moment of her conception. </w:t>
+      </w:r>
+    </w:p>
+    <w:p>
+      <w:pPr>
+        <w:rPr>
+          <w:rFonts w:ascii="Montserrat" w:hAnsi="Montserrat"/>
+          <w:sz w:val="24"/>
+        </w:rPr>
+      </w:pPr>
+    </w:p>
+    <w:p>
+      <w:pPr>
+        <w:rPr>
+          <w:rFonts w:ascii="Montserrat" w:hAnsi="Montserrat"/>
+          <w:sz w:val="24"/>
+        </w:rPr>
+      </w:pPr>
+      <w:r>
+        <w:rPr>
+          <w:rFonts w:ascii="Montserrat" w:hAnsi="Montserrat"/>
+          <w:sz w:val="24"/>
+        </w:rPr>
         <w:t xml:space="preserve">In her understanding, her mother was a spy, working under deep cover within the Avon Empire, where she was </w:t>
       </w:r>
       <w:r>
         <w:rPr>
+          <w:rFonts w:ascii="Montserrat" w:hAnsi="Montserrat"/>
           <w:i/>
+          <w:sz w:val="24"/>
         </w:rPr>
         <w:t>Av Asha</w:t>
       </w:r>
       <w:r>
-        <w:t xml:space="preserve"> an embodiment of the goddess. Her mother had given her up to prevent her from being raised into the same calling. Ironically, she had been given up to the ASIA, which raised her with the intention of having her follow in her mother's steps. She did not realize that she was being prepared for that specific task, but she was being raised in the Avatar Project, and her preparation was concealed in the body of her training as an Avatar. She was only seven when she experienced her mother's death through the rapport that had allowed her mother to be a true mother to her. The experience scarred her, while at the same time opening the doors to her psionic potential wide open. She feared that the destruction she caused reacting to her mother's death would never be forgotten or forgiven, that her masters would conclude once and for all that she was simply too powerful to be allowed to live. It was that fear, coupled with a dark secret she went to any length to preserve, which created the real concerns about her stability. It was during an emergency that the fears about her were set aside, and she was prematurely activated as her mother's replacement. She knew her mother would not have wanted her to follow in her footsteps, but she could not resist the </w:t>
-      </w:r>
-      <w:proofErr w:type="spellStart"/>
-      <w:r>
-        <w:t>possability</w:t>
-      </w:r>
-      <w:proofErr w:type="spellEnd"/>
-      <w:r>
-        <w:t xml:space="preserve"> of somehow finding and punishing her mother's killer. </w:t>
-      </w:r>
-    </w:p>
-    <w:p/>
-    <w:p>
-      <w:r>
+        <w:rPr>
+          <w:rFonts w:ascii="Montserrat" w:hAnsi="Montserrat"/>
+          <w:sz w:val="24"/>
+        </w:rPr>
+        <w:t xml:space="preserve"> an embodiment of the goddess. Her mother had given her up to prevent her from being raised into the same calling. Ironically, she had been given up to the ASIA, which raised her with the intention of having her follow in her mother's steps. She did not realize that she was being prepared for that specific task, but she was being raised in the Avatar Project, and her preparation was concealed in the body of her training as an Avatar. She was only seven when she experienced her mother's death through </w:t>
+      </w:r>
+      <w:r>
+        <w:rPr>
+          <w:rFonts w:ascii="Montserrat" w:hAnsi="Montserrat"/>
+          <w:sz w:val="24"/>
+        </w:rPr>
+        <w:t>the rapport that had allowed her mother to be a true mother to her. The experience scarred her, while at the same time opening the doors to her psionic potential wide open. She feared that the destruction she caused reacting to her mother's death would never be forgotten or forgiven, that her masters would conclude once and for all that she was simply too powerful to be allowed to live. It was that fear, coupled with a dark secret she went to any length to preserve, which created the real concerns about her</w:t>
+      </w:r>
+      <w:r>
+        <w:rPr>
+          <w:rFonts w:ascii="Montserrat" w:hAnsi="Montserrat"/>
+          <w:sz w:val="24"/>
+        </w:rPr>
+        <w:t xml:space="preserve"> stability. It was during an emergency that the fears about her were set aside, and she was prematurely activated as her mother's replacement. She knew her mother would not have wanted her to follow in her footsteps, but she could not resist the possability of somehow finding and punishing her mother's killer. </w:t>
+      </w:r>
+    </w:p>
+    <w:p>
+      <w:pPr>
+        <w:rPr>
+          <w:rFonts w:ascii="Montserrat" w:hAnsi="Montserrat"/>
+          <w:sz w:val="24"/>
+        </w:rPr>
+      </w:pPr>
+    </w:p>
+    <w:p>
+      <w:pPr>
+        <w:rPr>
+          <w:rFonts w:ascii="Montserrat" w:hAnsi="Montserrat"/>
+          <w:sz w:val="24"/>
+        </w:rPr>
+      </w:pPr>
+      <w:r>
+        <w:rPr>
+          <w:rFonts w:ascii="Montserrat" w:hAnsi="Montserrat"/>
+          <w:sz w:val="24"/>
+        </w:rPr>
         <w:t>An Emergency Activation - Assessing Vael</w:t>
       </w:r>
     </w:p>
     <w:p>
-      <w:r>
+      <w:pPr>
+        <w:rPr>
+          <w:rFonts w:ascii="Montserrat" w:hAnsi="Montserrat"/>
+          <w:sz w:val="24"/>
+        </w:rPr>
+      </w:pPr>
+      <w:r>
+        <w:rPr>
+          <w:rFonts w:ascii="Montserrat" w:hAnsi="Montserrat"/>
+          <w:sz w:val="24"/>
+        </w:rPr>
         <w:t>Av Ashi - An Embodiment of the Goddess Recognized</w:t>
       </w:r>
     </w:p>
     <w:p>
-      <w:r>
+      <w:pPr>
+        <w:rPr>
+          <w:rFonts w:ascii="Montserrat" w:hAnsi="Montserrat"/>
+          <w:sz w:val="24"/>
+        </w:rPr>
+      </w:pPr>
+      <w:r>
+        <w:rPr>
+          <w:rFonts w:ascii="Montserrat" w:hAnsi="Montserrat"/>
+          <w:sz w:val="24"/>
+        </w:rPr>
         <w:t>Extradition and Embrace - A Promise of Activation, and Deniability - On Her Own</w:t>
       </w:r>
     </w:p>
     <w:p>
-      <w:r>
+      <w:pPr>
+        <w:rPr>
+          <w:rFonts w:ascii="Montserrat" w:hAnsi="Montserrat"/>
+          <w:sz w:val="24"/>
+        </w:rPr>
+      </w:pPr>
+      <w:r>
+        <w:rPr>
+          <w:rFonts w:ascii="Montserrat" w:hAnsi="Montserrat"/>
+          <w:sz w:val="24"/>
+        </w:rPr>
         <w:t>Execution of a Plot - The Most Intimate Rape</w:t>
       </w:r>
     </w:p>
-    <w:p/>
-    <w:p>
-      <w:r>
+    <w:p>
+      <w:pPr>
+        <w:rPr>
+          <w:rFonts w:ascii="Montserrat" w:hAnsi="Montserrat"/>
+          <w:sz w:val="24"/>
+        </w:rPr>
+      </w:pPr>
+    </w:p>
+    <w:p>
+      <w:pPr>
+        <w:rPr>
+          <w:rFonts w:ascii="Montserrat" w:hAnsi="Montserrat"/>
+          <w:sz w:val="24"/>
+        </w:rPr>
+      </w:pPr>
+      <w:r>
+        <w:rPr>
+          <w:rFonts w:ascii="Montserrat" w:hAnsi="Montserrat"/>
+          <w:sz w:val="24"/>
+        </w:rPr>
         <w:t>A Perfect Conception - A Bloody Inception</w:t>
       </w:r>
     </w:p>
     <w:p>
-      <w:r>
+      <w:pPr>
+        <w:rPr>
+          <w:rFonts w:ascii="Montserrat" w:hAnsi="Montserrat"/>
+          <w:sz w:val="24"/>
+        </w:rPr>
+      </w:pPr>
+      <w:r>
+        <w:rPr>
+          <w:rFonts w:ascii="Montserrat" w:hAnsi="Montserrat"/>
+          <w:sz w:val="24"/>
+        </w:rPr>
         <w:t>A Traumatic Awakening - An Inquisition, Reinterpretation and Confirmation</w:t>
       </w:r>
     </w:p>
     <w:p>
-      <w:r>
+      <w:pPr>
+        <w:rPr>
+          <w:rFonts w:ascii="Montserrat" w:hAnsi="Montserrat"/>
+          <w:sz w:val="24"/>
+        </w:rPr>
+      </w:pPr>
+      <w:r>
+        <w:rPr>
+          <w:rFonts w:ascii="Montserrat" w:hAnsi="Montserrat"/>
+          <w:sz w:val="24"/>
+        </w:rPr>
         <w:t>Another Embrace - An Assumption of Activation, Human Contacts</w:t>
       </w:r>
     </w:p>
     <w:p>
-      <w:r>
+      <w:pPr>
+        <w:rPr>
+          <w:rFonts w:ascii="Montserrat" w:hAnsi="Montserrat"/>
+          <w:sz w:val="24"/>
+        </w:rPr>
+      </w:pPr>
+      <w:r>
+        <w:rPr>
+          <w:rFonts w:ascii="Montserrat" w:hAnsi="Montserrat"/>
+          <w:sz w:val="24"/>
+        </w:rPr>
         <w:t>A Fear of Friendship - A Fear of Exposure, In Over Her Head</w:t>
       </w:r>
     </w:p>
-    <w:p/>
-    <w:p>
-      <w:r>
+    <w:p>
+      <w:pPr>
+        <w:rPr>
+          <w:rFonts w:ascii="Montserrat" w:hAnsi="Montserrat"/>
+          <w:sz w:val="24"/>
+        </w:rPr>
+      </w:pPr>
+    </w:p>
+    <w:p>
+      <w:pPr>
+        <w:rPr>
+          <w:rFonts w:ascii="Montserrat" w:hAnsi="Montserrat"/>
+          <w:sz w:val="24"/>
+        </w:rPr>
+      </w:pPr>
+      <w:r>
+        <w:rPr>
+          <w:rFonts w:ascii="Montserrat" w:hAnsi="Montserrat"/>
+          <w:sz w:val="24"/>
+        </w:rPr>
         <w:t xml:space="preserve">A Complication - An Unexpected Pregnancy, Arrested </w:t>
       </w:r>
     </w:p>
     <w:p>
-      <w:r>
+      <w:pPr>
+        <w:rPr>
+          <w:rFonts w:ascii="Montserrat" w:hAnsi="Montserrat"/>
+          <w:sz w:val="24"/>
+        </w:rPr>
+      </w:pPr>
+      <w:r>
+        <w:rPr>
+          <w:rFonts w:ascii="Montserrat" w:hAnsi="Montserrat"/>
+          <w:sz w:val="24"/>
+        </w:rPr>
         <w:t>A Sense of Danger - A Warning Repeated, A Promise</w:t>
       </w:r>
     </w:p>
     <w:p>
-      <w:r>
+      <w:pPr>
+        <w:rPr>
+          <w:rFonts w:ascii="Montserrat" w:hAnsi="Montserrat"/>
+          <w:sz w:val="24"/>
+        </w:rPr>
+      </w:pPr>
+      <w:r>
+        <w:rPr>
+          <w:rFonts w:ascii="Montserrat" w:hAnsi="Montserrat"/>
+          <w:sz w:val="24"/>
+        </w:rPr>
         <w:t>A Threat of Conspiracy - A Conversation Overheard and Fled</w:t>
       </w:r>
     </w:p>
     <w:p>
-      <w:r>
+      <w:pPr>
+        <w:rPr>
+          <w:rFonts w:ascii="Montserrat" w:hAnsi="Montserrat"/>
+          <w:sz w:val="24"/>
+        </w:rPr>
+      </w:pPr>
+      <w:r>
+        <w:rPr>
+          <w:rFonts w:ascii="Montserrat" w:hAnsi="Montserrat"/>
+          <w:sz w:val="24"/>
+        </w:rPr>
         <w:t>An Opportunity to Escape, Compromised - An Interception and Abduction</w:t>
       </w:r>
     </w:p>
-    <w:p/>
-    <w:p>
-      <w:r>
+    <w:p>
+      <w:pPr>
+        <w:rPr>
+          <w:rFonts w:ascii="Montserrat" w:hAnsi="Montserrat"/>
+          <w:sz w:val="24"/>
+        </w:rPr>
+      </w:pPr>
+    </w:p>
+    <w:p>
+      <w:pPr>
+        <w:rPr>
+          <w:rFonts w:ascii="Montserrat" w:hAnsi="Montserrat"/>
+          <w:sz w:val="24"/>
+        </w:rPr>
+      </w:pPr>
+      <w:r>
+        <w:rPr>
+          <w:rFonts w:ascii="Montserrat" w:hAnsi="Montserrat"/>
+          <w:sz w:val="24"/>
+        </w:rPr>
         <w:t>A Prisoner - A False Convert</w:t>
       </w:r>
     </w:p>
     <w:p>
-      <w:r>
+      <w:pPr>
+        <w:rPr>
+          <w:rFonts w:ascii="Montserrat" w:hAnsi="Montserrat"/>
+          <w:sz w:val="24"/>
+        </w:rPr>
+      </w:pPr>
+      <w:r>
+        <w:rPr>
+          <w:rFonts w:ascii="Montserrat" w:hAnsi="Montserrat"/>
+          <w:sz w:val="24"/>
+        </w:rPr>
         <w:t>A Pirate's Probation - Proving Herself</w:t>
       </w:r>
     </w:p>
     <w:p>
-      <w:r>
+      <w:pPr>
+        <w:rPr>
+          <w:rFonts w:ascii="Montserrat" w:hAnsi="Montserrat"/>
+          <w:sz w:val="24"/>
+        </w:rPr>
+      </w:pPr>
+      <w:r>
+        <w:rPr>
+          <w:rFonts w:ascii="Montserrat" w:hAnsi="Montserrat"/>
+          <w:sz w:val="24"/>
+        </w:rPr>
         <w:t>A Pirate's Pirate - An Instinct for Survival</w:t>
       </w:r>
     </w:p>
     <w:p>
-      <w:r>
+      <w:pPr>
+        <w:rPr>
+          <w:rFonts w:ascii="Montserrat" w:hAnsi="Montserrat"/>
+          <w:sz w:val="24"/>
+        </w:rPr>
+      </w:pPr>
+      <w:r>
+        <w:rPr>
+          <w:rFonts w:ascii="Montserrat" w:hAnsi="Montserrat"/>
+          <w:sz w:val="24"/>
+        </w:rPr>
         <w:t>A Mutiny - An Opportunity to Escape, An Obligation to Return</w:t>
       </w:r>
     </w:p>
-    <w:p/>
-    <w:p>
-      <w:pPr>
-        <w:rPr>
+    <w:p>
+      <w:pPr>
+        <w:rPr>
+          <w:rFonts w:ascii="Montserrat" w:hAnsi="Montserrat"/>
+          <w:sz w:val="24"/>
+        </w:rPr>
+      </w:pPr>
+    </w:p>
+    <w:p>
+      <w:pPr>
+        <w:rPr>
+          <w:rFonts w:ascii="Montserrat" w:hAnsi="Montserrat"/>
           <w:color w:val="FFFFFF"/>
-        </w:rPr>
-      </w:pPr>
-      <w:r>
-        <w:rPr>
+          <w:sz w:val="24"/>
+        </w:rPr>
+      </w:pPr>
+      <w:r>
+        <w:rPr>
+          <w:rFonts w:ascii="Montserrat" w:hAnsi="Montserrat"/>
           <w:color w:val="FFFFFF"/>
+          <w:sz w:val="24"/>
         </w:rPr>
         <w:t>The Avatar Project - Mother</w:t>
       </w:r>
     </w:p>
-    <w:p/>
-    <w:p>
-      <w:r>
+    <w:p>
+      <w:pPr>
+        <w:rPr>
+          <w:rFonts w:ascii="Montserrat" w:hAnsi="Montserrat"/>
+          <w:sz w:val="24"/>
+        </w:rPr>
+      </w:pPr>
+    </w:p>
+    <w:p>
+      <w:pPr>
+        <w:rPr>
+          <w:rFonts w:ascii="Montserrat" w:hAnsi="Montserrat"/>
+          <w:sz w:val="24"/>
+        </w:rPr>
+      </w:pPr>
+      <w:r>
+        <w:rPr>
+          <w:rFonts w:ascii="Montserrat" w:hAnsi="Montserrat"/>
+          <w:sz w:val="24"/>
+        </w:rPr>
         <w:t>Book One</w:t>
       </w:r>
     </w:p>
-    <w:p/>
-    <w:p>
-      <w:r>
-        <w:t xml:space="preserve">She appeared out of nowhere, awakening naked in mind and body in a pool of blood in a public bath, and pregnant. It was the very bath in which what seemed to be a safe experiment proved almost fatal to the heirs of the twin pillars of avon civilization. Unnamed, she was simply called Avon during those first days. Avon was an enigma to all, human and avon alike. She possessed a sophisticated, military grade neural interface, coded in her DNA, extraordinary psionic ability which seemed to be active and untrained, her avon physiology and </w:t>
-      </w:r>
-      <w:proofErr w:type="spellStart"/>
-      <w:r>
-        <w:t>geneology</w:t>
-      </w:r>
-      <w:proofErr w:type="spellEnd"/>
-      <w:r>
-        <w:t xml:space="preserve"> marked her as an Ideal, and she seemed to be totally amnesiac. The avon authorities concluded that she had simply walked in out of the wild, where many Ideals eventually ended up. The human authorities identified her as Avon Lea Morgan, an Ideal who had defied avon tradition and sought a military career in the human aegis instead of retirement to the wild upon fulfilling her devotion to the Goddess. </w:t>
-      </w:r>
-    </w:p>
-    <w:p/>
-    <w:p>
-      <w:r>
-        <w:t xml:space="preserve">Like most avon Ideals, she had the ability to assume the human female form, an ability cultivated for the purpose of representing the Goddess, and like most retired Ideals, she could not wear that form without inviting propositions of the Goddess from any avon who encountered her. Hence, it was not surprising that she had served her career as an avon among humans, despite the fact that her avon form drew almost the same interest from humans in the aegis, where avon were extremely uncommon. Avon Lea had served out her career, and retired to the wild for her rebirth over twenty years ago, so it was entirely possible that Avon was Avon Lea reborn. She certainly fit the profile. Unfortunately, simply identifying her did not solve the problems she presented. In light of her injury, the damage to her mind and memory, and her appearance during the celebration of the birth of the Heir, there was a controversy over what was to be done with her. As a new </w:t>
-      </w:r>
-      <w:proofErr w:type="spellStart"/>
-      <w:r>
-        <w:t>incernation</w:t>
-      </w:r>
-      <w:proofErr w:type="spellEnd"/>
-      <w:r>
-        <w:t xml:space="preserve">, she technically had an obligation to serve the Goddess again, if she wished to enter and take part in avon society. On the basis of her affiliation with the military, she had the option of being reactivated, and the humans who initially found her felt the military had an obligation to rehabilitate her. Avon had been taken into the Phoenix House and made friends with the Phoenix and Dragon Heirs, and seemed inclined to take up the mantle of Ideal once again, when she suddenly fled the capital and begged the military to take her into custody. Avon did not explain her decision, she simply announced that she had no wish to enter avon society--the cost was too high. </w:t>
-      </w:r>
-    </w:p>
-    <w:p/>
-    <w:p>
-      <w:r>
+    <w:p>
+      <w:pPr>
+        <w:rPr>
+          <w:rFonts w:ascii="Montserrat" w:hAnsi="Montserrat"/>
+          <w:sz w:val="24"/>
+        </w:rPr>
+      </w:pPr>
+    </w:p>
+    <w:p>
+      <w:pPr>
+        <w:rPr>
+          <w:rFonts w:ascii="Montserrat" w:hAnsi="Montserrat"/>
+          <w:sz w:val="24"/>
+        </w:rPr>
+      </w:pPr>
+      <w:r>
+        <w:rPr>
+          <w:rFonts w:ascii="Montserrat" w:hAnsi="Montserrat"/>
+          <w:sz w:val="24"/>
+        </w:rPr>
+        <w:t>She appeared out of nowhere, awakening naked in mind and body in a pool of blood in a public bath, and pregnant. It was the very bath in which what seemed to be a safe experiment proved almost fatal to the heirs of the twin pillars of avon civilization. Unnamed, she was simply called Avon during those first days. Avon was an enigma to all, human and avon alike. She possessed a sophisticated, military grade neural interface, coded in her DNA, extraordinary psionic ability which seemed to be active and untrai</w:t>
+      </w:r>
+      <w:r>
+        <w:rPr>
+          <w:rFonts w:ascii="Montserrat" w:hAnsi="Montserrat"/>
+          <w:sz w:val="24"/>
+        </w:rPr>
+        <w:t xml:space="preserve">ned, her avon physiology and geneology marked her as an Ideal, and she seemed to be totally amnesiac. The avon authorities concluded that she had simply walked in out of the wild, where many Ideals eventually ended up. The human authorities identified her as Avon Lea Morgan, an Ideal who had defied avon tradition and sought a military career in the human aegis instead of retirement to the wild upon fulfilling her devotion to the Goddess. </w:t>
+      </w:r>
+    </w:p>
+    <w:p>
+      <w:pPr>
+        <w:rPr>
+          <w:rFonts w:ascii="Montserrat" w:hAnsi="Montserrat"/>
+          <w:sz w:val="24"/>
+        </w:rPr>
+      </w:pPr>
+    </w:p>
+    <w:p>
+      <w:pPr>
+        <w:rPr>
+          <w:rFonts w:ascii="Montserrat" w:hAnsi="Montserrat"/>
+          <w:sz w:val="24"/>
+        </w:rPr>
+      </w:pPr>
+      <w:r>
+        <w:rPr>
+          <w:rFonts w:ascii="Montserrat" w:hAnsi="Montserrat"/>
+          <w:sz w:val="24"/>
+        </w:rPr>
+        <w:t>Like most avon Ideals, she had the ability to assume the human female form, an ability cultivated for the purpose of representing the Goddess, and like most retired Ideals, she could not wear that form without inviting propositions of the Goddess from any avon who encountered her. Hence, it was not surprising that she had served her career as an avon among humans, despite the fact that her avon form drew almost the same interest from humans in the aegis, where avon were extremely uncommon. Avon Lea had serv</w:t>
+      </w:r>
+      <w:r>
+        <w:rPr>
+          <w:rFonts w:ascii="Montserrat" w:hAnsi="Montserrat"/>
+          <w:sz w:val="24"/>
+        </w:rPr>
+        <w:t>ed out her career, and retired to the wild for her rebirth over twenty years ago, so it was entirely possible that Avon was Avon Lea reborn. She certainly fit the profile. Unfortunately, simply identifying her did not solve the problems she presented. In light of her injury, the damage to her mind and memory, and her appearance during the celebration of the birth of the Heir, there was a controversy over what was to be done with her. As a new incernation, she technically had an obligation to serve the Godde</w:t>
+      </w:r>
+      <w:r>
+        <w:rPr>
+          <w:rFonts w:ascii="Montserrat" w:hAnsi="Montserrat"/>
+          <w:sz w:val="24"/>
+        </w:rPr>
+        <w:t>ss again, if she wished to enter and take part in avon society. On the basis of her affiliation with the military, she had the option of being reactivated, and the humans who initially found her felt the military had an obligation to rehabilitate her. Avon had been taken into the Phoenix House and made friends with the Phoenix and Dragon Heirs, and seemed inclined to take up the mantle of Ideal once again, when she suddenly fled the capital and begged the military to take her into custody. Avon did not expl</w:t>
+      </w:r>
+      <w:r>
+        <w:rPr>
+          <w:rFonts w:ascii="Montserrat" w:hAnsi="Montserrat"/>
+          <w:sz w:val="24"/>
+        </w:rPr>
+        <w:t xml:space="preserve">ain her decision, she simply announced that she had no wish to enter avon society--the cost was too high. </w:t>
+      </w:r>
+    </w:p>
+    <w:p>
+      <w:pPr>
+        <w:rPr>
+          <w:rFonts w:ascii="Montserrat" w:hAnsi="Montserrat"/>
+          <w:sz w:val="24"/>
+        </w:rPr>
+      </w:pPr>
+    </w:p>
+    <w:p>
+      <w:pPr>
+        <w:rPr>
+          <w:rFonts w:ascii="Montserrat" w:hAnsi="Montserrat"/>
+          <w:sz w:val="24"/>
+        </w:rPr>
+      </w:pPr>
+      <w:r>
+        <w:rPr>
+          <w:rFonts w:ascii="Montserrat" w:hAnsi="Montserrat"/>
+          <w:sz w:val="24"/>
+        </w:rPr>
         <w:t>Book Two</w:t>
       </w:r>
     </w:p>
-    <w:p/>
-    <w:p>
-      <w:r>
-        <w:t xml:space="preserve">Avon did have a good reason for fleeing from the avon </w:t>
-      </w:r>
-      <w:proofErr w:type="spellStart"/>
-      <w:r>
-        <w:t>extablishment</w:t>
-      </w:r>
-      <w:proofErr w:type="spellEnd"/>
-      <w:r>
-        <w:t xml:space="preserve">, and it was not the personal cost of being an Ideal that had sent her running scared. She had overheard a conversation between her new friends that had alarmed her deeply, which caused her to fear both of them. Avon had been informed by the medical officers that had pulled her out of the blood bath that she was pregnant, and kept the fact to herself. She had been surprised to discover that her friends had known she was pregnant, and requested tests to confirm what else the pair had said--confirming that the child was in fact female, and a Perfect Ideal. Avon had been told enough about her alleged past to understand that her daughter had to be kept away from all avon. They would take her away and turn her into the Goddess Incarnate--an Ideal who would be allowed no identity of her own. Since Avon had no memory of the father--and a male or female child had to have a father, unlike an avon child who could arise from parthenogenic conception--there was no </w:t>
-      </w:r>
-      <w:proofErr w:type="spellStart"/>
-      <w:r>
-        <w:t>arguement</w:t>
-      </w:r>
-      <w:proofErr w:type="spellEnd"/>
-      <w:r>
-        <w:t xml:space="preserve"> she could pose against a decree of </w:t>
-      </w:r>
-      <w:proofErr w:type="spellStart"/>
-      <w:r>
-        <w:t>imaculate</w:t>
-      </w:r>
-      <w:proofErr w:type="spellEnd"/>
-      <w:r>
-        <w:t xml:space="preserve"> conception. The child had to be given the chance to learn how to alter her form, or at least take on the avon form latent in her genes, before being introduced to avon society. </w:t>
-      </w:r>
-    </w:p>
-    <w:p/>
-    <w:p>
-      <w:r>
-        <w:t xml:space="preserve">Avon had begun learning how to control her power, but she was nowhere near the level of mastery required for a </w:t>
-      </w:r>
-      <w:proofErr w:type="spellStart"/>
-      <w:r>
-        <w:t>psioinic</w:t>
-      </w:r>
-      <w:proofErr w:type="spellEnd"/>
-      <w:r>
-        <w:t xml:space="preserve"> license in the human establishment. She was able to leash her power well enough to return to active duty following her pregnancy and rehabilitation, and served a couple of years in the navy before she was inducted into a special service, called the Avatar Project, within the Aegis Security and Investigations Agency, which was a legitimate organization as well as the front for the human establishment's intelligence organization. Avon Lea caught the attention of the </w:t>
-      </w:r>
-      <w:proofErr w:type="spellStart"/>
-      <w:r>
-        <w:t>Avatra</w:t>
-      </w:r>
-      <w:proofErr w:type="spellEnd"/>
-      <w:r>
-        <w:t xml:space="preserve"> Project when she single handedly stood up to a "god" in the middle of the worst defeat the allied forces had ever endured, and the "god" and his forces turned and quit the battle without comment. Avon Lea earned the name "Phoenix" when it became clear that she had been slain time and again, and simply picked herself up and continued fighting without ever realizing the enemy was killing her and not simply knocking her out. </w:t>
-      </w:r>
-    </w:p>
-    <w:p/>
-    <w:p>
-      <w:r>
+    <w:p>
+      <w:pPr>
+        <w:rPr>
+          <w:rFonts w:ascii="Montserrat" w:hAnsi="Montserrat"/>
+          <w:sz w:val="24"/>
+        </w:rPr>
+      </w:pPr>
+    </w:p>
+    <w:p>
+      <w:pPr>
+        <w:rPr>
+          <w:rFonts w:ascii="Montserrat" w:hAnsi="Montserrat"/>
+          <w:sz w:val="24"/>
+        </w:rPr>
+      </w:pPr>
+      <w:r>
+        <w:rPr>
+          <w:rFonts w:ascii="Montserrat" w:hAnsi="Montserrat"/>
+          <w:sz w:val="24"/>
+        </w:rPr>
+        <w:t>Avon did have a good reason for fleeing from the avon extablishment, and it was not the personal cost of being an Ideal that had sent her running scared. She had overheard a conversation between her new friends that had alarmed her deeply, which caused her to fear both of them. Avon had been informed by the medical officers that had pulled her out of the blood bath that she was pregnant, and kept the fact to herself. She had been surprised to discover that her friends had known she was pregnant, and request</w:t>
+      </w:r>
+      <w:r>
+        <w:rPr>
+          <w:rFonts w:ascii="Montserrat" w:hAnsi="Montserrat"/>
+          <w:sz w:val="24"/>
+        </w:rPr>
+        <w:t>ed tests to confirm what else the pair had said--confirming that the child was in fact female, and a Perfect Ideal. Avon had been told enough about her alleged past to understand that her daughter had to be kept away from all avon. They would take her away and turn her into the Goddess Incarnate--an Ideal who would be allowed no identity of her own. Since Avon had no memory of the father--and a male or female child had to have a father, unlike an avon child who could arise from parthenogenic conception--the</w:t>
+      </w:r>
+      <w:r>
+        <w:rPr>
+          <w:rFonts w:ascii="Montserrat" w:hAnsi="Montserrat"/>
+          <w:sz w:val="24"/>
+        </w:rPr>
+        <w:t xml:space="preserve">re was no arguement she could pose against a decree of imaculate conception. The child had to be given the chance to learn how to alter her form, or at least take on the avon form latent in her genes, before being introduced to avon society. </w:t>
+      </w:r>
+    </w:p>
+    <w:p>
+      <w:pPr>
+        <w:rPr>
+          <w:rFonts w:ascii="Montserrat" w:hAnsi="Montserrat"/>
+          <w:sz w:val="24"/>
+        </w:rPr>
+      </w:pPr>
+    </w:p>
+    <w:p>
+      <w:pPr>
+        <w:rPr>
+          <w:rFonts w:ascii="Montserrat" w:hAnsi="Montserrat"/>
+          <w:sz w:val="24"/>
+        </w:rPr>
+      </w:pPr>
+      <w:r>
+        <w:rPr>
+          <w:rFonts w:ascii="Montserrat" w:hAnsi="Montserrat"/>
+          <w:sz w:val="24"/>
+        </w:rPr>
+        <w:t>Avon had begun learning how to control her power, but she was nowhere near the level of mastery required for a psioinic license in the human establishment. She was able to leash her power well enough to return to active duty following her pregnancy and rehabilitation, and served a couple of years in the navy before she was inducted into a special service, called the Avatar Project, within the Aegis Security and Investigations Agency, which was a legitimate organization as well as the front for the human est</w:t>
+      </w:r>
+      <w:r>
+        <w:rPr>
+          <w:rFonts w:ascii="Montserrat" w:hAnsi="Montserrat"/>
+          <w:sz w:val="24"/>
+        </w:rPr>
+        <w:t xml:space="preserve">ablishment's intelligence organization. Avon Lea caught the attention of the Avatra Project when she single handedly stood up to a "god" in the middle of the worst defeat the allied forces had ever endured, and the "god" and his forces turned and quit the battle without comment. Avon Lea earned the name "Phoenix" when it became clear that she had been slain time and again, and simply picked herself up and continued fighting without ever realizing the enemy was killing her and not simply knocking her out. </w:t>
+      </w:r>
+    </w:p>
+    <w:p>
+      <w:pPr>
+        <w:rPr>
+          <w:rFonts w:ascii="Montserrat" w:hAnsi="Montserrat"/>
+          <w:sz w:val="24"/>
+        </w:rPr>
+      </w:pPr>
+    </w:p>
+    <w:p>
+      <w:pPr>
+        <w:rPr>
+          <w:rFonts w:ascii="Montserrat" w:hAnsi="Montserrat"/>
+          <w:sz w:val="24"/>
+        </w:rPr>
+      </w:pPr>
+      <w:r>
+        <w:rPr>
+          <w:rFonts w:ascii="Montserrat" w:hAnsi="Montserrat"/>
+          <w:sz w:val="24"/>
+        </w:rPr>
         <w:t>Book Three</w:t>
       </w:r>
     </w:p>
-    <w:p/>
-    <w:p>
-      <w:r>
-        <w:t xml:space="preserve">Avon Lea Morgan became a special operative, and her daughter was quietly inducted into the Avatar Project herself. Avon Lea was assured that it was the only way to ensure that the child was not discovered by the avon establishment and abducted. The Project was well aware of the child's potential worth as a spy, but suspected the avon authorities already suspected her existence and would probably take her mind apart and rebuild it to suit themselves, should they ever get their hands on her. It was unlikely the child, or any programming instilled in her, would survive her initiation as Goddess Incarnate. Instead, they sought to help the child </w:t>
-      </w:r>
-      <w:proofErr w:type="spellStart"/>
-      <w:r>
-        <w:t>acheive</w:t>
-      </w:r>
-      <w:proofErr w:type="spellEnd"/>
-      <w:r>
-        <w:t xml:space="preserve"> her mother's goal, to learn how to assume avon form, which would make it appear as if she were simply an avon Ideal. To that end, they trained her in the fashion any human required to assume avon form. She was programmed to manifest a male form in response to a trigger, and grew up switching between male and female, cultivating the ambisexual character so common to avon and so rare in humans that would allow her to be avon in mind, and thus avon in body. Avon Lea was a successful and valued operative, an active participant in her daughter's training, and an avid student of the Aesthetic Disciplines. She never ceased in her efforts to master her full potential, proving adept at harnessing her inner powers to any path, from psionics, to magic and legitimate miracles. Her miracles caused her the most problems, drawing attention to her from beings revered as divine. </w:t>
-      </w:r>
-    </w:p>
-    <w:p/>
-    <w:p>
-      <w:r>
+    <w:p>
+      <w:pPr>
+        <w:rPr>
+          <w:rFonts w:ascii="Montserrat" w:hAnsi="Montserrat"/>
+          <w:sz w:val="24"/>
+        </w:rPr>
+      </w:pPr>
+    </w:p>
+    <w:p>
+      <w:pPr>
+        <w:rPr>
+          <w:rFonts w:ascii="Montserrat" w:hAnsi="Montserrat"/>
+          <w:sz w:val="24"/>
+        </w:rPr>
+      </w:pPr>
+      <w:r>
+        <w:rPr>
+          <w:rFonts w:ascii="Montserrat" w:hAnsi="Montserrat"/>
+          <w:sz w:val="24"/>
+        </w:rPr>
+        <w:t>Avon Lea Morgan became a special operative, and her daughter was quietly inducted into the Avatar Project herself. Avon Lea was assured that it was the only way to ensure that the child was not discovered by the avon establishment and abducted. The Project was well aware of the child's potential worth as a spy, but suspected the avon authorities already suspected her existence and would probably take her mind apart and rebuild it to suit themselves, should they ever get their hands on her. It was unlikely t</w:t>
+      </w:r>
+      <w:r>
+        <w:rPr>
+          <w:rFonts w:ascii="Montserrat" w:hAnsi="Montserrat"/>
+          <w:sz w:val="24"/>
+        </w:rPr>
+        <w:t>he child, or any programming instilled in her, would survive her initiation as Goddess Incarnate. Instead, they sought to help the child acheive her mother's goal, to learn how to assume avon form, which would make it appear as if she were simply an avon Ideal. To that end, they trained her in the fashion any human required to assume avon form. She was programmed to manifest a male form in response to a trigger, and grew up switching between male and female, cultivating the ambisexual character so common to</w:t>
+      </w:r>
+      <w:r>
+        <w:rPr>
+          <w:rFonts w:ascii="Montserrat" w:hAnsi="Montserrat"/>
+          <w:sz w:val="24"/>
+        </w:rPr>
+        <w:t xml:space="preserve"> avon and so rare in humans that would allow her to be avon in mind, and thus avon in body. Avon Lea was a successful and valued operative, an active participant in her daughter's training, and an avid student of the Aesthetic Disciplines. She never ceased in her efforts to master her full potential, proving adept at harnessing her inner powers to any path, from psionics, to magic and legitimate miracles. Her miracles caused her the most problems, drawing attention to her from beings revered as divine. </w:t>
+      </w:r>
+    </w:p>
+    <w:p>
+      <w:pPr>
+        <w:rPr>
+          <w:rFonts w:ascii="Montserrat" w:hAnsi="Montserrat"/>
+          <w:sz w:val="24"/>
+        </w:rPr>
+      </w:pPr>
+    </w:p>
+    <w:p>
+      <w:pPr>
+        <w:rPr>
+          <w:rFonts w:ascii="Montserrat" w:hAnsi="Montserrat"/>
+          <w:sz w:val="24"/>
+        </w:rPr>
+      </w:pPr>
+      <w:r>
+        <w:rPr>
+          <w:rFonts w:ascii="Montserrat" w:hAnsi="Montserrat"/>
+          <w:sz w:val="24"/>
+        </w:rPr>
         <w:t xml:space="preserve">Avon Lea was compelled to accept an apprenticeship to a goddess, when it was made clear to her that harnessing divine power in her own name was the equivalent of declaring herself a god, and given her face and form, she was stepping on the toes of the Goddess Herself. Avon Lea suddenly understood what had happened on the battlefield where she had stood down a god--as well as the implications of their short exchange. It had been in the heat of battle, he had confronted her with the simple question, </w:t>
       </w:r>
       <w:r>
         <w:rPr>
+          <w:rFonts w:ascii="Montserrat" w:hAnsi="Montserrat"/>
           <w:i/>
+          <w:sz w:val="24"/>
         </w:rPr>
         <w:t>who are you?</w:t>
       </w:r>
       <w:r>
+        <w:rPr>
+          <w:rFonts w:ascii="Montserrat" w:hAnsi="Montserrat"/>
+          <w:sz w:val="24"/>
+        </w:rPr>
         <w:t xml:space="preserve"> She had stared him in the eye and answered, </w:t>
       </w:r>
       <w:r>
         <w:rPr>
+          <w:rFonts w:ascii="Montserrat" w:hAnsi="Montserrat"/>
           <w:i/>
+          <w:sz w:val="24"/>
         </w:rPr>
         <w:t xml:space="preserve">I am Av. </w:t>
       </w:r>
       <w:r>
-        <w:t xml:space="preserve">It was her name, the name she gave herself when she realized she did not have a name. It was the word for "change" in her native language, symbolic of rebirth, which was how she had felt when she found herself without a past. It also meant "the beginning and the end". In the context of that brief exchange, in light of her form at the time--she had fought as a woman, so her companions in arms would not mistake her for the enemy which was exclusively avon, or lyn as they called themselves--she had been declaring herself the Goddess. Avon Lea wondered why she had not been struck dead on the spot. Then again, Ideals often fought in her name, and called on her Power. Perhaps the Goddess had understood she had meant no offense, allowing the misunderstanding to pass for the sake of the lives spared by the sudden cease in hostilities. Now that she understood, however, she needed to submit to a true divinity or risk affronting the Goddess if she continued on in that vein. By rejecting the patronage of the Goddess, she could not now claim to be an Ideal without returning to take up the devotion properly. Since she did not want to abandon her daughter, which such a course of action would require for the girl's own good, she had to take up the suit of one of the divinities that had been courting her. She choose the Goddess of Mystery, thinking that she was herself something of an enigma, so the devotion ought to make sense on both sides. </w:t>
-      </w:r>
-    </w:p>
-    <w:p/>
-    <w:p>
-      <w:r>
+        <w:rPr>
+          <w:rFonts w:ascii="Montserrat" w:hAnsi="Montserrat"/>
+          <w:sz w:val="24"/>
+        </w:rPr>
+        <w:t>It was her name, the name she gave herself when she realized she did not have a name. It was the word for "change" in her native language, symbolic of rebirth, which was how she had felt when she found herself without a past. It also meant "the beginning and the end". In the context of that brief exchange, in light of her form at the time--she had fought as a woman, so her companions in arms would not mistake her for the enemy which was exclusively avon, or lyn as they called themselves--she had been declar</w:t>
+      </w:r>
+      <w:r>
+        <w:rPr>
+          <w:rFonts w:ascii="Montserrat" w:hAnsi="Montserrat"/>
+          <w:sz w:val="24"/>
+        </w:rPr>
+        <w:t>ing herself the Goddess. Avon Lea wondered why she had not been struck dead on the spot. Then again, Ideals often fought in her name, and called on her Power. Perhaps the Goddess had understood she had meant no offense, allowing the misunderstanding to pass for the sake of the lives spared by the sudden cease in hostilities. Now that she understood, however, she needed to submit to a true divinity or risk affronting the Goddess if she continued on in that vein. By rejecting the patronage of the Goddess, she</w:t>
+      </w:r>
+      <w:r>
+        <w:rPr>
+          <w:rFonts w:ascii="Montserrat" w:hAnsi="Montserrat"/>
+          <w:sz w:val="24"/>
+        </w:rPr>
+        <w:t xml:space="preserve"> could not now claim to be an Ideal without returning to take up the devotion properly. Since she did not want to abandon her daughter, which such a course of action would require for the girl's own good, she had to take up the suit of one of the divinities that had been courting her. She choose the Goddess of Mystery, thinking that she was herself something of an enigma, so the devotion ought to make sense on both sides. </w:t>
+      </w:r>
+    </w:p>
+    <w:p>
+      <w:pPr>
+        <w:rPr>
+          <w:rFonts w:ascii="Montserrat" w:hAnsi="Montserrat"/>
+          <w:sz w:val="24"/>
+        </w:rPr>
+      </w:pPr>
+    </w:p>
+    <w:p>
+      <w:pPr>
+        <w:rPr>
+          <w:rFonts w:ascii="Montserrat" w:hAnsi="Montserrat"/>
+          <w:sz w:val="24"/>
+        </w:rPr>
+      </w:pPr>
+      <w:r>
+        <w:rPr>
+          <w:rFonts w:ascii="Montserrat" w:hAnsi="Montserrat"/>
+          <w:sz w:val="24"/>
+        </w:rPr>
         <w:t>Book Four</w:t>
       </w:r>
     </w:p>
-    <w:p/>
-    <w:p>
-      <w:r>
-        <w:t xml:space="preserve">Avon Lea took to her new devotions fairly well at first, but her goddess had a consort, a God of Illumination, a devourer of mysteries, and Avon Lea was a mystery he was determined to devour. Ironically, he was the god who had been her most persistent suitor before her choice, the one who had forced her to consult with Fate about divine patronage in the first place. Avon Lea suspected that he knew her better than she knew herself, taunting her and toying with her, teasing her with all the delight of a man playing an elaborate prank. It seemed he was intent on driving her completely mad. At a certain point, she concluded that he was out to destroy her, and numbers and nature of her enemies seemed to become extreme. Avon Lea was slowly being torn to </w:t>
-      </w:r>
-      <w:proofErr w:type="spellStart"/>
-      <w:r>
-        <w:t>peices</w:t>
-      </w:r>
-      <w:proofErr w:type="spellEnd"/>
-      <w:r>
-        <w:t xml:space="preserve">, and yet she would not give up. Already she had been stripped of her body, and it had threatened to cripple her mind. Instead, she adapted to her new condition and brought her cybernetic body and interface systems to life. She threw herself into the battle with her old </w:t>
-      </w:r>
-      <w:proofErr w:type="spellStart"/>
-      <w:r>
-        <w:t>adversay</w:t>
-      </w:r>
-      <w:proofErr w:type="spellEnd"/>
-      <w:r>
-        <w:t xml:space="preserve">, even though she knew her resources had diminished terrifically since their last </w:t>
-      </w:r>
-      <w:proofErr w:type="spellStart"/>
-      <w:r>
-        <w:t>conforntation</w:t>
-      </w:r>
-      <w:proofErr w:type="spellEnd"/>
-      <w:r>
-        <w:t xml:space="preserve">. She had little choice but to dive into the heart of the </w:t>
-      </w:r>
-      <w:proofErr w:type="spellStart"/>
-      <w:r>
-        <w:t>confict</w:t>
-      </w:r>
-      <w:proofErr w:type="spellEnd"/>
-      <w:r>
-        <w:t xml:space="preserve"> that was growing around her, and it was inevitable that she would face the one she had confronted before. </w:t>
-      </w:r>
-    </w:p>
-    <w:p/>
-    <w:p>
-      <w:pPr>
-        <w:rPr>
+    <w:p>
+      <w:pPr>
+        <w:rPr>
+          <w:rFonts w:ascii="Montserrat" w:hAnsi="Montserrat"/>
+          <w:sz w:val="24"/>
+        </w:rPr>
+      </w:pPr>
+    </w:p>
+    <w:p>
+      <w:pPr>
+        <w:rPr>
+          <w:rFonts w:ascii="Montserrat" w:hAnsi="Montserrat"/>
+          <w:sz w:val="24"/>
+        </w:rPr>
+      </w:pPr>
+      <w:r>
+        <w:rPr>
+          <w:rFonts w:ascii="Montserrat" w:hAnsi="Montserrat"/>
+          <w:sz w:val="24"/>
+        </w:rPr>
+        <w:t>Avon Lea took to her new devotions fairly well at first, but her goddess had a consort, a God of Illumination, a devourer of mysteries, and Avon Lea was a mystery he was determined to devour. Ironically, he was the god who had been her most persistent suitor before her choice, the one who had forced her to consult with Fate about divine patronage in the first place. Avon Lea suspected that he knew her better than she knew herself, taunting her and toying with her, teasing her with all the delight of a man p</w:t>
+      </w:r>
+      <w:r>
+        <w:rPr>
+          <w:rFonts w:ascii="Montserrat" w:hAnsi="Montserrat"/>
+          <w:sz w:val="24"/>
+        </w:rPr>
+        <w:t>laying an elaborate prank. It seemed he was intent on driving her completely mad. At a certain point, she concluded that he was out to destroy her, and numbers and nature of her enemies seemed to become extreme. Avon Lea was slowly being torn to peices, and yet she would not give up. Already she had been stripped of her body, and it had threatened to cripple her mind. Instead, she adapted to her new condition and brought her cybernetic body and interface systems to life. She threw herself into the battle wi</w:t>
+      </w:r>
+      <w:r>
+        <w:rPr>
+          <w:rFonts w:ascii="Montserrat" w:hAnsi="Montserrat"/>
+          <w:sz w:val="24"/>
+        </w:rPr>
+        <w:t xml:space="preserve">th her old adversay, even though she knew her resources had diminished terrifically since their last conforntation. She had little choice but to dive into the heart of the confict that was growing around her, and it was inevitable that she would face the one she had confronted before. </w:t>
+      </w:r>
+    </w:p>
+    <w:p>
+      <w:pPr>
+        <w:rPr>
+          <w:rFonts w:ascii="Montserrat" w:hAnsi="Montserrat"/>
+          <w:sz w:val="24"/>
+        </w:rPr>
+      </w:pPr>
+    </w:p>
+    <w:p>
+      <w:pPr>
+        <w:rPr>
+          <w:rFonts w:ascii="Montserrat" w:hAnsi="Montserrat"/>
           <w:color w:val="FFFFFF"/>
-        </w:rPr>
-      </w:pPr>
-      <w:r>
-        <w:t xml:space="preserve">It was there at the end that she discovered was him all along. He had been the adversary, he had been the one pulling the strings, moving the enemies of the Empire to attack the Throne and its allies establishments. Before he killed her, he told her why. This war was intended to wake the Goddess Herself, or remove her from the Eye of Paradox so that the entire Sphere would be dissolved in the final illumination. Avon Lea was shocked to discover that her daughter had opened herself to her, embracing her mother's mind so fully her own presence was erased. Mother and daughter experienced Avon Lea's death, and once death had passed, Avon Lea found herself alive and whole in her daughter's mind. It was a relief to both of them, and at the same time it was terrifying. Had the adversary noticed? Had the daughter truly consumed her mother's mind and soul rather than allow her to die? Were they still </w:t>
-      </w:r>
-      <w:proofErr w:type="spellStart"/>
-      <w:r>
-        <w:t>seperate</w:t>
-      </w:r>
-      <w:proofErr w:type="spellEnd"/>
-      <w:r>
-        <w:t xml:space="preserve"> people, or were they something new? Had the daughter died as surely as the mother? Avon Lea had discovered something in the instant she comprehended what had happened, and she was so afraid of it, she withdrew completely from her daughter, terrified by the implications of her understanding. Her daughter, already traumatized by experiencing her mother's death, shattered at her mother's withdrawal. </w:t>
-      </w:r>
-    </w:p>
-    <w:p>
-      <w:pPr>
-        <w:rPr>
+          <w:sz w:val="24"/>
+        </w:rPr>
+      </w:pPr>
+      <w:r>
+        <w:rPr>
+          <w:rFonts w:ascii="Montserrat" w:hAnsi="Montserrat"/>
+          <w:sz w:val="24"/>
+        </w:rPr>
+        <w:t>It was there at the end that she discovered was him all along. He had been the adversary, he had been the one pulling the strings, moving the enemies of the Empire to attack the Throne and its allies establishments. Before he killed her, he told her why. This war was intended to wake the Goddess Herself, or remove her from the Eye of Paradox so that the entire Sphere would be dissolved in the final illumination. Avon Lea was shocked to discover that her daughter had opened herself to her, embracing her moth</w:t>
+      </w:r>
+      <w:r>
+        <w:rPr>
+          <w:rFonts w:ascii="Montserrat" w:hAnsi="Montserrat"/>
+          <w:sz w:val="24"/>
+        </w:rPr>
+        <w:t>er's mind so fully her own presence was erased. Mother and daughter experienced Avon Lea's death, and once death had passed, Avon Lea found herself alive and whole in her daughter's mind. It was a relief to both of them, and at the same time it was terrifying. Had the adversary noticed? Had the daughter truly consumed her mother's mind and soul rather than allow her to die? Were they still seperate people, or were they something new? Had the daughter died as surely as the mother? Avon Lea had discovered som</w:t>
+      </w:r>
+      <w:r>
+        <w:rPr>
+          <w:rFonts w:ascii="Montserrat" w:hAnsi="Montserrat"/>
+          <w:sz w:val="24"/>
+        </w:rPr>
+        <w:t xml:space="preserve">ething in the instant she comprehended what had happened, and she was so afraid of it, she withdrew completely from her daughter, terrified by the implications of her understanding. Her daughter, already traumatized by experiencing her mother's death, shattered at her mother's withdrawal. </w:t>
+      </w:r>
+    </w:p>
+    <w:p>
+      <w:pPr>
+        <w:rPr>
+          <w:rFonts w:ascii="Montserrat" w:hAnsi="Montserrat"/>
           <w:color w:val="FFFFFF"/>
-        </w:rPr>
-      </w:pPr>
-    </w:p>
-    <w:p>
-      <w:pPr>
-        <w:rPr>
+          <w:sz w:val="24"/>
+        </w:rPr>
+      </w:pPr>
+    </w:p>
+    <w:p>
+      <w:pPr>
+        <w:rPr>
+          <w:rFonts w:ascii="Montserrat" w:hAnsi="Montserrat"/>
           <w:color w:val="FFFFFF"/>
-        </w:rPr>
-      </w:pPr>
-      <w:r>
-        <w:rPr>
+          <w:sz w:val="24"/>
+        </w:rPr>
+      </w:pPr>
+      <w:r>
+        <w:rPr>
+          <w:rFonts w:ascii="Montserrat" w:hAnsi="Montserrat"/>
           <w:color w:val="FFFFFF"/>
+          <w:sz w:val="24"/>
         </w:rPr>
         <w:t>The Avatar Project - Daughter</w:t>
       </w:r>
     </w:p>
-    <w:p/>
-    <w:p>
-      <w:r>
+    <w:p>
+      <w:pPr>
+        <w:rPr>
+          <w:rFonts w:ascii="Montserrat" w:hAnsi="Montserrat"/>
+          <w:sz w:val="24"/>
+        </w:rPr>
+      </w:pPr>
+    </w:p>
+    <w:p>
+      <w:pPr>
+        <w:rPr>
+          <w:rFonts w:ascii="Montserrat" w:hAnsi="Montserrat"/>
+          <w:sz w:val="24"/>
+        </w:rPr>
+      </w:pPr>
+      <w:r>
+        <w:rPr>
+          <w:rFonts w:ascii="Montserrat" w:hAnsi="Montserrat"/>
+          <w:sz w:val="24"/>
+        </w:rPr>
         <w:t>Book Five</w:t>
       </w:r>
     </w:p>
-    <w:p/>
-    <w:p>
-      <w:r>
-        <w:t xml:space="preserve">Alexandrea Virginia Morgan was nine years old when her mother died, leaving her an orphan in the custody of her "guardians" in the </w:t>
-      </w:r>
-      <w:proofErr w:type="spellStart"/>
-      <w:r>
-        <w:t>Avater</w:t>
-      </w:r>
-      <w:proofErr w:type="spellEnd"/>
-      <w:r>
-        <w:t xml:space="preserve"> Project. Before Avon Lea's death, Av had been a latent psionic. She had been </w:t>
-      </w:r>
-      <w:proofErr w:type="spellStart"/>
-      <w:r>
-        <w:t>capible</w:t>
-      </w:r>
-      <w:proofErr w:type="spellEnd"/>
-      <w:r>
-        <w:t xml:space="preserve"> of minor telekinesis, and shared full telepathic rapport with her mother, and part of her power had been tapped and harnessed to make her ambisexual, able to switch back and forth between being a boy and being a girl. Her potential had been tremendous, even greater than her mother's some believed. That potential was awakened by the trauma of her mother's death. Unfortunately, the trauma also left her shattered. She was catatonic for several months, and then she found an unusual way to draw herself out of it. She woke up one morning split into her male and female halves. Each half retained the ability to change sex, making it possible for her to pass as twin girls or twin boys, which she often did--but the thing that worried her patrons was the fact that she created and maintained four </w:t>
-      </w:r>
-      <w:proofErr w:type="spellStart"/>
-      <w:r>
-        <w:t>seperate</w:t>
-      </w:r>
-      <w:proofErr w:type="spellEnd"/>
-      <w:r>
-        <w:t xml:space="preserve"> identities. The girls were Alle and Anne, the boys were Alex and Andy. If one imagined that she really was four </w:t>
-      </w:r>
-      <w:proofErr w:type="spellStart"/>
-      <w:r>
-        <w:t>seperate</w:t>
-      </w:r>
-      <w:proofErr w:type="spellEnd"/>
-      <w:r>
-        <w:t xml:space="preserve"> individuals, the relationships between them appeared perfectly normal. All of her aspects responded to the name Av, however, a nickname formed from her first and middle initial. Av spent three years sorting herself out, in which she was Anne and Alle most often. No one commented on her sexuality, which she explored shamelessly with herself, as it seemed to have been the thing that had snapped her out of her catatonia to begin with. Adventurous as she was, she was discrete in exploring sex, and she showed the same discretion and discrimination in exploring psi. She seemed to have mastered both by the time she was fifteen, and pulled herself together. Av had discovered her avon form, and used it to pull her estranged parts together in two major steps, psychological and then physical. </w:t>
-      </w:r>
-    </w:p>
-    <w:p/>
-    <w:p>
-      <w:r>
-        <w:t xml:space="preserve">Av had grown up in the Avatar Project. Av was disturbed when she was denied a psionic license, and feared she had been dropped from the program--knowing enough about the program to suspect dire consequences. She applied to the Academy, hoping to qualify for a psionic license through the military, hoping that she could prove herself and prevent the powers above from simply terminating her. During her long rehabilitation, there had been too many hints, too much pressure on her to prove herself, and too many rumors of what happened to those too flawed for the program. Terrified of making a mistake, and ending up on the dissecting room floor, she excelled in school. Nevertheless, she did dare to indulge herself occasionally. To be caught in the act, when she was "not engaging in such activity anymore" she feared the worst. She was seventeen years old, and the agents who came to get her disclosed nothing, being rather irritated at having to subdue her to take her into custody. Av was stunned to arrive at her destination and discover that the </w:t>
-      </w:r>
-      <w:proofErr w:type="spellStart"/>
-      <w:r>
-        <w:t>Avatat</w:t>
-      </w:r>
-      <w:proofErr w:type="spellEnd"/>
-      <w:r>
-        <w:t xml:space="preserve"> Project was commissioning her, rather than canceling her ticket. An avon noble had been stricken with madness--she seemed quite </w:t>
-      </w:r>
-      <w:proofErr w:type="spellStart"/>
-      <w:r>
-        <w:t>litterally</w:t>
-      </w:r>
-      <w:proofErr w:type="spellEnd"/>
-      <w:r>
-        <w:t xml:space="preserve"> to be possessed--and gone on a killing spree. The authorities had her in custody, but he had diplomatic immunity. The ASIA needed a telepath to get into his head at once and diagnose--and if possible, treat--her insanity before the avon establishment discovered she was being illegally detained by their human allies. Av was the only Avatar they had who was familiar enough with the avon mind, having been bound to her mother's since birth, to properly assess her sanity. Av had no way of knowing that this was part of a plot to entrap and "convert" her. </w:t>
-      </w:r>
-    </w:p>
-    <w:p/>
-    <w:p>
-      <w:r>
-        <w:t xml:space="preserve">Vael was an exceptional individual, her personal </w:t>
-      </w:r>
-      <w:proofErr w:type="spellStart"/>
-      <w:r>
-        <w:t>acheivements</w:t>
-      </w:r>
-      <w:proofErr w:type="spellEnd"/>
-      <w:r>
-        <w:t xml:space="preserve"> far overshadowing her birth mantle. Vael was in many ways Av's equal, having been trained from birth to function in human and avon modes. Vael was also devoted to the God, the power that rivaled and complimented that of the Goddess, like Her, embodying the Absolute. Vael had been conceived in the Sphere of Paradox, the impossible realm bounded by the Gates of Paradox, which the God and Goddess held in balance, preventing the Sphere of Creation from being devoured. Vael was one of those who knew that Av had been conceived and born, and her obsession with finding her had made Vael vulnerable to the manner in which she had been abused. Av entered Vael's mind, and discovered that there was another mind within her, that had been waiting for her. Av was helpless as the thing swallowed her naked mind and began to torture her. In her own mind, the mind of her mother awoke, recognizing the thing that was </w:t>
-      </w:r>
-      <w:proofErr w:type="spellStart"/>
-      <w:r>
-        <w:t>attaking</w:t>
-      </w:r>
-      <w:proofErr w:type="spellEnd"/>
-      <w:r>
-        <w:t xml:space="preserve"> Av. It was him. The one who had tried to devour her. She pushed her daughter down the demon-god's throat, into the very depths where Vael's mind had been imprisoned. Av found herself guided through the nightmare she was trapped in, to a crack that led to another world. As she awoke in that strange world, she realized two things. She had been changed by what the demon had done to her, and she was now in a </w:t>
-      </w:r>
-      <w:proofErr w:type="spellStart"/>
-      <w:r>
-        <w:t>seperate</w:t>
-      </w:r>
-      <w:proofErr w:type="spellEnd"/>
-      <w:r>
-        <w:t xml:space="preserve"> Sphere. The world within Vael was a recreation of the world she came from, but in this world, she had been born among avon, and she was revered as the Goddess Incarnate. Worse, the war that had been raging in her world raged in this world as well. The demon that had slain her mother was stalking </w:t>
-      </w:r>
-      <w:r>
-        <w:rPr>
+    <w:p>
+      <w:pPr>
+        <w:rPr>
+          <w:rFonts w:ascii="Montserrat" w:hAnsi="Montserrat"/>
+          <w:sz w:val="24"/>
+        </w:rPr>
+      </w:pPr>
+    </w:p>
+    <w:p>
+      <w:pPr>
+        <w:rPr>
+          <w:rFonts w:ascii="Montserrat" w:hAnsi="Montserrat"/>
+          <w:sz w:val="24"/>
+        </w:rPr>
+      </w:pPr>
+      <w:r>
+        <w:rPr>
+          <w:rFonts w:ascii="Montserrat" w:hAnsi="Montserrat"/>
+          <w:sz w:val="24"/>
+        </w:rPr>
+        <w:t xml:space="preserve">Alexandrea Virginia Morgan was nine years old when her mother died, leaving her an orphan in the custody of her "guardians" in the Avater Project. Before Avon Lea's death, Av had been a latent psionic. She had been capible of minor telekinesis, and shared full telepathic rapport with her mother, and part of her power had been tapped and harnessed to make her ambisexual, able to switch back and forth between being a boy and being a girl. Her potential had been tremendous, even greater than her mother's some </w:t>
+      </w:r>
+      <w:r>
+        <w:rPr>
+          <w:rFonts w:ascii="Montserrat" w:hAnsi="Montserrat"/>
+          <w:sz w:val="24"/>
+        </w:rPr>
+        <w:t>believed. That potential was awakened by the trauma of her mother's death. Unfortunately, the trauma also left her shattered. She was catatonic for several months, and then she found an unusual way to draw herself out of it. She woke up one morning split into her male and female halves. Each half retained the ability to change sex, making it possible for her to pass as twin girls or twin boys, which she often did--but the thing that worried her patrons was the fact that she created and maintained four seper</w:t>
+      </w:r>
+      <w:r>
+        <w:rPr>
+          <w:rFonts w:ascii="Montserrat" w:hAnsi="Montserrat"/>
+          <w:sz w:val="24"/>
+        </w:rPr>
+        <w:t>ate identities. The girls were Alle and Anne, the boys were Alex and Andy. If one imagined that she really was four seperate individuals, the relationships between them appeared perfectly normal. All of her aspects responded to the name Av, however, a nickname formed from her first and middle initial. Av spent three years sorting herself out, in which she was Anne and Alle most often. No one commented on her sexuality, which she explored shamelessly with herself, as it seemed to have been the thing that had</w:t>
+      </w:r>
+      <w:r>
+        <w:rPr>
+          <w:rFonts w:ascii="Montserrat" w:hAnsi="Montserrat"/>
+          <w:sz w:val="24"/>
+        </w:rPr>
+        <w:t xml:space="preserve"> snapped her out of her catatonia to begin with. Adventurous as she was, she was discrete in exploring sex, and she showed the same discretion and discrimination in exploring psi. She seemed to have mastered both by the time she was fifteen, and pulled herself together. Av had discovered her avon form, and used it to pull her estranged parts together in two major steps, psychological and then physical. </w:t>
+      </w:r>
+    </w:p>
+    <w:p>
+      <w:pPr>
+        <w:rPr>
+          <w:rFonts w:ascii="Montserrat" w:hAnsi="Montserrat"/>
+          <w:sz w:val="24"/>
+        </w:rPr>
+      </w:pPr>
+    </w:p>
+    <w:p>
+      <w:pPr>
+        <w:rPr>
+          <w:rFonts w:ascii="Montserrat" w:hAnsi="Montserrat"/>
+          <w:sz w:val="24"/>
+        </w:rPr>
+      </w:pPr>
+      <w:r>
+        <w:rPr>
+          <w:rFonts w:ascii="Montserrat" w:hAnsi="Montserrat"/>
+          <w:sz w:val="24"/>
+        </w:rPr>
+        <w:t>Av had grown up in the Avatar Project. Av was disturbed when she was denied a psionic license, and feared she had been dropped from the program--knowing enough about the program to suspect dire consequences. She applied to the Academy, hoping to qualify for a psionic license through the military, hoping that she could prove herself and prevent the powers above from simply terminating her. During her long rehabilitation, there had been too many hints, too much pressure on her to prove herself, and too many r</w:t>
+      </w:r>
+      <w:r>
+        <w:rPr>
+          <w:rFonts w:ascii="Montserrat" w:hAnsi="Montserrat"/>
+          <w:sz w:val="24"/>
+        </w:rPr>
+        <w:t>umors of what happened to those too flawed for the program. Terrified of making a mistake, and ending up on the dissecting room floor, she excelled in school. Nevertheless, she did dare to indulge herself occasionally. To be caught in the act, when she was "not engaging in such activity anymore" she feared the worst. She was seventeen years old, and the agents who came to get her disclosed nothing, being rather irritated at having to subdue her to take her into custody. Av was stunned to arrive at her desti</w:t>
+      </w:r>
+      <w:r>
+        <w:rPr>
+          <w:rFonts w:ascii="Montserrat" w:hAnsi="Montserrat"/>
+          <w:sz w:val="24"/>
+        </w:rPr>
+        <w:t>nation and discover that the Avatat Project was commissioning her, rather than canceling her ticket. An avon noble had been stricken with madness--she seemed quite litterally to be possessed--and gone on a killing spree. The authorities had her in custody, but he had diplomatic immunity. The ASIA needed a telepath to get into his head at once and diagnose--and if possible, treat--her insanity before the avon establishment discovered she was being illegally detained by their human allies. Av was the only Ava</w:t>
+      </w:r>
+      <w:r>
+        <w:rPr>
+          <w:rFonts w:ascii="Montserrat" w:hAnsi="Montserrat"/>
+          <w:sz w:val="24"/>
+        </w:rPr>
+        <w:t xml:space="preserve">tar they had who was familiar enough with the avon mind, having been bound to her mother's since birth, to properly assess her sanity. Av had no way of knowing that this was part of a plot to entrap and "convert" her. </w:t>
+      </w:r>
+    </w:p>
+    <w:p>
+      <w:pPr>
+        <w:rPr>
+          <w:rFonts w:ascii="Montserrat" w:hAnsi="Montserrat"/>
+          <w:sz w:val="24"/>
+        </w:rPr>
+      </w:pPr>
+    </w:p>
+    <w:p>
+      <w:pPr>
+        <w:rPr>
+          <w:rFonts w:ascii="Montserrat" w:hAnsi="Montserrat"/>
+          <w:sz w:val="24"/>
+        </w:rPr>
+      </w:pPr>
+      <w:r>
+        <w:rPr>
+          <w:rFonts w:ascii="Montserrat" w:hAnsi="Montserrat"/>
+          <w:sz w:val="24"/>
+        </w:rPr>
+        <w:t>Vael was an exceptional individual, her personal acheivements far overshadowing her birth mantle. Vael was in many ways Av's equal, having been trained from birth to function in human and avon modes. Vael was also devoted to the God, the power that rivaled and complimented that of the Goddess, like Her, embodying the Absolute. Vael had been conceived in the Sphere of Paradox, the impossible realm bounded by the Gates of Paradox, which the God and Goddess held in balance, preventing the Sphere of Creation fr</w:t>
+      </w:r>
+      <w:r>
+        <w:rPr>
+          <w:rFonts w:ascii="Montserrat" w:hAnsi="Montserrat"/>
+          <w:sz w:val="24"/>
+        </w:rPr>
+        <w:t>om being devoured. Vael was one of those who knew that Av had been conceived and born, and her obsession with finding her had made Vael vulnerable to the manner in which she had been abused. Av entered Vael's mind, and discovered that there was another mind within her, that had been waiting for her. Av was helpless as the thing swallowed her naked mind and began to torture her. In her own mind, the mind of her mother awoke, recognizing the thing that was attaking Av. It was him. The one who had tried to dev</w:t>
+      </w:r>
+      <w:r>
+        <w:rPr>
+          <w:rFonts w:ascii="Montserrat" w:hAnsi="Montserrat"/>
+          <w:sz w:val="24"/>
+        </w:rPr>
+        <w:t>our her. She pushed her daughter down the demon-god's throat, into the very depths where Vael's mind had been imprisoned. Av found herself guided through the nightmare she was trapped in, to a crack that led to another world. As she awoke in that strange world, she realized two things. She had been changed by what the demon had done to her, and she was now in a seperate Sphere. The world within Vael was a recreation of the world she came from, but in this world, she had been born among avon, and she was rev</w:t>
+      </w:r>
+      <w:r>
+        <w:rPr>
+          <w:rFonts w:ascii="Montserrat" w:hAnsi="Montserrat"/>
+          <w:sz w:val="24"/>
+        </w:rPr>
+        <w:t xml:space="preserve">ered as the Goddess Incarnate. Worse, the war that had been raging in her world raged in this world as well. The demon that had slain her mother was stalking </w:t>
+      </w:r>
+      <w:r>
+        <w:rPr>
+          <w:rFonts w:ascii="Montserrat" w:hAnsi="Montserrat"/>
           <w:i/>
+          <w:sz w:val="24"/>
         </w:rPr>
         <w:t xml:space="preserve">her </w:t>
       </w:r>
       <w:r>
+        <w:rPr>
+          <w:rFonts w:ascii="Montserrat" w:hAnsi="Montserrat"/>
+          <w:sz w:val="24"/>
+        </w:rPr>
         <w:t xml:space="preserve">in this world, that is, the her native to this world. </w:t>
       </w:r>
     </w:p>
-    <w:p/>
-    <w:p>
-      <w:r>
-        <w:t xml:space="preserve">Av had drawn the demon's attention to herself before realizing all of this, unfortunately. The demon, like many others, including her counterpart, believed that Av was the Goddess, drawn out of the Eye of Paradox to fight the demon. Av remembered all too well what the thing had done to her mother, and feared and desired a confrontation with him intensely. Av did not know how to fight the thing, however, and consulted with her counterpart, and the archives at her disposal, to understand why people could think she was the Goddess. Once she understood the concept, she set out to track down Vael, who her research had revealed had to be the true Goddess. Av had entered this world by descending into Vael. She eventually confronted Vael, who had sought out her own double, and who believed she had come to this Sphere by way of the Sphere of Paradox. While what Vael believed was possible, it was not accurate. Vael did not remember how she got here, but Av did. Av suspected Vael could never be convinced that this world existed in her mind, so she tricked her. Av recruited Vael, being careful to </w:t>
-      </w:r>
-      <w:proofErr w:type="spellStart"/>
-      <w:r>
-        <w:t>discrimnate</w:t>
-      </w:r>
-      <w:proofErr w:type="spellEnd"/>
-      <w:r>
-        <w:t xml:space="preserve"> between the native and the ruling Vael, allowing her to assume that Av was the Goddess, and that she had brought Vael to this world to help her battle the demon. Av explained that the demon was trying to compromise her, to force her into using her full power against it, which would compromise the bindings on the Eye of Paradox, whereby the demon's true goal, destroying the Sphere, would be </w:t>
-      </w:r>
-      <w:proofErr w:type="spellStart"/>
-      <w:r>
-        <w:t>acheived</w:t>
-      </w:r>
-      <w:proofErr w:type="spellEnd"/>
-      <w:r>
-        <w:t xml:space="preserve">. He could not hurt her, she lied, but he could destroy everyone else unless a champion were empowered with the means to defeat him. Vael, as an outsider, and a master of the paradoxical arts, was that champion. The demon could not defeat Vael, she promised, and Vael was the only one who could defeat the demon. </w:t>
-      </w:r>
-    </w:p>
-    <w:p/>
-    <w:p>
-      <w:r>
-        <w:t xml:space="preserve">Unfortunately, the demon had gotten to Av's counterpart, and corrupted her, as he had attempted to corrupt Av. The demon's intention was to force the Goddess to battle herself, in the belief that the native Av was a daughter incarnation of Av, the actual Goddess. The native Av, possessed by the demon, confronted Av in her adopted disguise, as a mere Ideal, and attacked her. Av did not believe the demon's plan could work, since she was convinced that she was not the Goddess, but she was not about to kill, or be killed by, herself. Av had learned some of the demon's tricks, however, from his analog in her world. Instead of fighting, she jumped into the demon's mind, seeking the analog of herself held captive within him. The demon had been ready for such a move, however, expecting the Goddess to have such abilities, and Av found herself in a mortal struggle with her analog. Av sensed her analog had been tortured far worse than she had been, and she fought blindly, not knowing who or what she was tearing into. Av pulled the core of herself tight and dove for the depths within her twin, hoping there was a better world within her she could escape to. Av was being stripped of her very identity as she closed on her destination, laughing to herself as she realized that in the world she was going to she really was the Goddess. As she reached the event horizon, she felt herself losing touch with her mother. The bond that had allowed Av to preserve her mother's mind had kept them in silent contact throughout her strange adventure in Vael's World. Av sensed that the reverse would not be the same. Their bond could not bridge three universes. Her mother would have her own body again now, Av understood, and that made her happy, though she wished they did not have to be </w:t>
-      </w:r>
-      <w:proofErr w:type="spellStart"/>
-      <w:r>
-        <w:t>seperated</w:t>
-      </w:r>
-      <w:proofErr w:type="spellEnd"/>
-      <w:r>
-        <w:t xml:space="preserve"> forever. And then she was gone. As she struggled to awaken in the new world awaiting her, she searched her mind to assess the damage. Her life had been shredded, about all she had to remind herself who she was </w:t>
-      </w:r>
-      <w:proofErr w:type="spellStart"/>
-      <w:r>
-        <w:t>was</w:t>
-      </w:r>
-      <w:proofErr w:type="spellEnd"/>
-      <w:r>
-        <w:t xml:space="preserve"> a name. Av. </w:t>
-      </w:r>
-    </w:p>
-    <w:p/>
-    <w:p/>
-    <w:p/>
-    <w:p/>
-    <w:p/>
-    <w:p/>
-    <w:p/>
-    <w:p/>
-    <w:p/>
-    <w:p/>
-    <w:p/>
-    <w:p/>
-    <w:p/>
-    <w:p/>
-    <w:p/>
-    <w:p/>
-    <w:p/>
-    <w:p/>
-    <w:p/>
-    <w:p/>
-    <w:p/>
-    <w:p/>
-    <w:p/>
-    <w:p/>
-    <w:p/>
-    <w:p/>
-    <w:p/>
-    <w:p/>
-    <w:p/>
-    <w:p/>
-    <w:p/>
-    <w:p/>
-    <w:p/>
-    <w:p>
-      <w:r>
-        <w:rPr>
+    <w:p>
+      <w:pPr>
+        <w:rPr>
+          <w:rFonts w:ascii="Montserrat" w:hAnsi="Montserrat"/>
+          <w:sz w:val="24"/>
+        </w:rPr>
+      </w:pPr>
+    </w:p>
+    <w:p>
+      <w:pPr>
+        <w:rPr>
+          <w:rFonts w:ascii="Montserrat" w:hAnsi="Montserrat"/>
+          <w:sz w:val="24"/>
+        </w:rPr>
+      </w:pPr>
+      <w:r>
+        <w:rPr>
+          <w:rFonts w:ascii="Montserrat" w:hAnsi="Montserrat"/>
+          <w:sz w:val="24"/>
+        </w:rPr>
+        <w:t>Av had drawn the demon's attention to herself before realizing all of this, unfortunately. The demon, like many others, including her counterpart, believed that Av was the Goddess, drawn out of the Eye of Paradox to fight the demon. Av remembered all too well what the thing had done to her mother, and feared and desired a confrontation with him intensely. Av did not know how to fight the thing, however, and consulted with her counterpart, and the archives at her disposal, to understand why people could thin</w:t>
+      </w:r>
+      <w:r>
+        <w:rPr>
+          <w:rFonts w:ascii="Montserrat" w:hAnsi="Montserrat"/>
+          <w:sz w:val="24"/>
+        </w:rPr>
+        <w:t>k she was the Goddess. Once she understood the concept, she set out to track down Vael, who her research had revealed had to be the true Goddess. Av had entered this world by descending into Vael. She eventually confronted Vael, who had sought out her own double, and who believed she had come to this Sphere by way of the Sphere of Paradox. While what Vael believed was possible, it was not accurate. Vael did not remember how she got here, but Av did. Av suspected Vael could never be convinced that this world</w:t>
+      </w:r>
+      <w:r>
+        <w:rPr>
+          <w:rFonts w:ascii="Montserrat" w:hAnsi="Montserrat"/>
+          <w:sz w:val="24"/>
+        </w:rPr>
+        <w:t xml:space="preserve"> existed in her mind, so she tricked her. Av recruited Vael, being careful to discrimnate between the native and the ruling Vael, allowing her to assume that Av was the Goddess, and that she had brought Vael to this world to help her battle the demon. Av explained that the demon was trying to compromise her, to force her into using her full power against it, which would compromise the bindings on the Eye of Paradox, whereby the demon's true goal, destroying the Sphere, would be acheived. He could not hurt h</w:t>
+      </w:r>
+      <w:r>
+        <w:rPr>
+          <w:rFonts w:ascii="Montserrat" w:hAnsi="Montserrat"/>
+          <w:sz w:val="24"/>
+        </w:rPr>
+        <w:t xml:space="preserve">er, she lied, but he could destroy everyone else unless a champion were empowered with the means to defeat him. Vael, as an outsider, and a master of the paradoxical arts, was that champion. The demon could not defeat Vael, she promised, and Vael was the only one who could defeat the demon. </w:t>
+      </w:r>
+    </w:p>
+    <w:p>
+      <w:pPr>
+        <w:rPr>
+          <w:rFonts w:ascii="Montserrat" w:hAnsi="Montserrat"/>
+          <w:sz w:val="24"/>
+        </w:rPr>
+      </w:pPr>
+    </w:p>
+    <w:p>
+      <w:pPr>
+        <w:rPr>
+          <w:rFonts w:ascii="Montserrat" w:hAnsi="Montserrat"/>
+          <w:sz w:val="24"/>
+        </w:rPr>
+      </w:pPr>
+      <w:r>
+        <w:rPr>
+          <w:rFonts w:ascii="Montserrat" w:hAnsi="Montserrat"/>
+          <w:sz w:val="24"/>
+        </w:rPr>
+        <w:t>Unfortunately, the demon had gotten to Av's counterpart, and corrupted her, as he had attempted to corrupt Av. The demon's intention was to force the Goddess to battle herself, in the belief that the native Av was a daughter incarnation of Av, the actual Goddess. The native Av, possessed by the demon, confronted Av in her adopted disguise, as a mere Ideal, and attacked her. Av did not believe the demon's plan could work, since she was convinced that she was not the Goddess, but she was not about to kill, or</w:t>
+      </w:r>
+      <w:r>
+        <w:rPr>
+          <w:rFonts w:ascii="Montserrat" w:hAnsi="Montserrat"/>
+          <w:sz w:val="24"/>
+        </w:rPr>
+        <w:t xml:space="preserve"> be killed by, herself. Av had learned some of the demon's tricks, however, from his analog in her world. Instead of fighting, she jumped into the demon's mind, seeking the analog of herself held captive within him. The demon had been ready for such a move, however, expecting the Goddess to have such abilities, and Av found herself in a mortal struggle with her analog. Av sensed her analog had been tortured far worse than she had been, and she fought blindly, not knowing who or what she was tearing into. Av</w:t>
+      </w:r>
+      <w:r>
+        <w:rPr>
+          <w:rFonts w:ascii="Montserrat" w:hAnsi="Montserrat"/>
+          <w:sz w:val="24"/>
+        </w:rPr>
+        <w:t xml:space="preserve"> pulled the core of herself tight and dove for the depths within her twin, hoping there was a better world within her she could escape to. Av was being stripped of her very identity as she closed on her destination, laughing to herself as she realized that in the world she was going to she really was the Goddess. As she reached the event horizon, she felt herself losing touch with her mother. The bond that had allowed Av to preserve her mother's mind had kept them in silent contact throughout her strange ad</w:t>
+      </w:r>
+      <w:r>
+        <w:rPr>
+          <w:rFonts w:ascii="Montserrat" w:hAnsi="Montserrat"/>
+          <w:sz w:val="24"/>
+        </w:rPr>
+        <w:t xml:space="preserve">venture in Vael's World. Av sensed that the reverse would not be the same. Their bond could not bridge three universes. Her mother would have her own body again now, Av understood, and that made her happy, though she wished they did not have to be seperated forever. And then she was gone. As she struggled to awaken in the new world awaiting her, she searched her mind to assess the damage. Her life had been shredded, about all she had to remind herself who she was was a name. Av. </w:t>
+      </w:r>
+    </w:p>
+    <w:p>
+      <w:pPr>
+        <w:rPr>
+          <w:rFonts w:ascii="Montserrat" w:hAnsi="Montserrat"/>
+          <w:sz w:val="24"/>
+        </w:rPr>
+      </w:pPr>
+    </w:p>
+    <w:p>
+      <w:pPr>
+        <w:rPr>
+          <w:rFonts w:ascii="Montserrat" w:hAnsi="Montserrat"/>
+          <w:sz w:val="24"/>
+        </w:rPr>
+      </w:pPr>
+    </w:p>
+    <w:p>
+      <w:pPr>
+        <w:rPr>
+          <w:rFonts w:ascii="Montserrat" w:hAnsi="Montserrat"/>
+          <w:sz w:val="24"/>
+        </w:rPr>
+      </w:pPr>
+    </w:p>
+    <w:p>
+      <w:pPr>
+        <w:rPr>
+          <w:rFonts w:ascii="Montserrat" w:hAnsi="Montserrat"/>
+          <w:sz w:val="24"/>
+        </w:rPr>
+      </w:pPr>
+    </w:p>
+    <w:p>
+      <w:pPr>
+        <w:rPr>
+          <w:rFonts w:ascii="Montserrat" w:hAnsi="Montserrat"/>
+          <w:sz w:val="24"/>
+        </w:rPr>
+      </w:pPr>
+    </w:p>
+    <w:p>
+      <w:pPr>
+        <w:rPr>
+          <w:rFonts w:ascii="Montserrat" w:hAnsi="Montserrat"/>
+          <w:sz w:val="24"/>
+        </w:rPr>
+      </w:pPr>
+    </w:p>
+    <w:p>
+      <w:pPr>
+        <w:rPr>
+          <w:rFonts w:ascii="Montserrat" w:hAnsi="Montserrat"/>
+          <w:sz w:val="24"/>
+        </w:rPr>
+      </w:pPr>
+    </w:p>
+    <w:p>
+      <w:pPr>
+        <w:rPr>
+          <w:rFonts w:ascii="Montserrat" w:hAnsi="Montserrat"/>
+          <w:sz w:val="24"/>
+        </w:rPr>
+      </w:pPr>
+    </w:p>
+    <w:p>
+      <w:pPr>
+        <w:rPr>
+          <w:rFonts w:ascii="Montserrat" w:hAnsi="Montserrat"/>
+          <w:sz w:val="24"/>
+        </w:rPr>
+      </w:pPr>
+    </w:p>
+    <w:p>
+      <w:pPr>
+        <w:rPr>
+          <w:rFonts w:ascii="Montserrat" w:hAnsi="Montserrat"/>
+          <w:sz w:val="24"/>
+        </w:rPr>
+      </w:pPr>
+    </w:p>
+    <w:p>
+      <w:pPr>
+        <w:rPr>
+          <w:rFonts w:ascii="Montserrat" w:hAnsi="Montserrat"/>
+          <w:sz w:val="24"/>
+        </w:rPr>
+      </w:pPr>
+    </w:p>
+    <w:p>
+      <w:pPr>
+        <w:rPr>
+          <w:rFonts w:ascii="Montserrat" w:hAnsi="Montserrat"/>
+          <w:sz w:val="24"/>
+        </w:rPr>
+      </w:pPr>
+    </w:p>
+    <w:p>
+      <w:pPr>
+        <w:rPr>
+          <w:rFonts w:ascii="Montserrat" w:hAnsi="Montserrat"/>
+          <w:sz w:val="24"/>
+        </w:rPr>
+      </w:pPr>
+    </w:p>
+    <w:p>
+      <w:pPr>
+        <w:rPr>
+          <w:rFonts w:ascii="Montserrat" w:hAnsi="Montserrat"/>
+          <w:sz w:val="24"/>
+        </w:rPr>
+      </w:pPr>
+    </w:p>
+    <w:p>
+      <w:pPr>
+        <w:rPr>
+          <w:rFonts w:ascii="Montserrat" w:hAnsi="Montserrat"/>
+          <w:sz w:val="24"/>
+        </w:rPr>
+      </w:pPr>
+    </w:p>
+    <w:p>
+      <w:pPr>
+        <w:rPr>
+          <w:rFonts w:ascii="Montserrat" w:hAnsi="Montserrat"/>
+          <w:sz w:val="24"/>
+        </w:rPr>
+      </w:pPr>
+    </w:p>
+    <w:p>
+      <w:pPr>
+        <w:rPr>
+          <w:rFonts w:ascii="Montserrat" w:hAnsi="Montserrat"/>
+          <w:sz w:val="24"/>
+        </w:rPr>
+      </w:pPr>
+    </w:p>
+    <w:p>
+      <w:pPr>
+        <w:rPr>
+          <w:rFonts w:ascii="Montserrat" w:hAnsi="Montserrat"/>
+          <w:sz w:val="24"/>
+        </w:rPr>
+      </w:pPr>
+    </w:p>
+    <w:p>
+      <w:pPr>
+        <w:rPr>
+          <w:rFonts w:ascii="Montserrat" w:hAnsi="Montserrat"/>
+          <w:sz w:val="24"/>
+        </w:rPr>
+      </w:pPr>
+    </w:p>
+    <w:p>
+      <w:pPr>
+        <w:rPr>
+          <w:rFonts w:ascii="Montserrat" w:hAnsi="Montserrat"/>
+          <w:sz w:val="24"/>
+        </w:rPr>
+      </w:pPr>
+    </w:p>
+    <w:p>
+      <w:pPr>
+        <w:rPr>
+          <w:rFonts w:ascii="Montserrat" w:hAnsi="Montserrat"/>
+          <w:sz w:val="24"/>
+        </w:rPr>
+      </w:pPr>
+    </w:p>
+    <w:p>
+      <w:pPr>
+        <w:rPr>
+          <w:rFonts w:ascii="Montserrat" w:hAnsi="Montserrat"/>
+          <w:sz w:val="24"/>
+        </w:rPr>
+      </w:pPr>
+    </w:p>
+    <w:p>
+      <w:pPr>
+        <w:rPr>
+          <w:rFonts w:ascii="Montserrat" w:hAnsi="Montserrat"/>
+          <w:sz w:val="24"/>
+        </w:rPr>
+      </w:pPr>
+    </w:p>
+    <w:p>
+      <w:pPr>
+        <w:rPr>
+          <w:rFonts w:ascii="Montserrat" w:hAnsi="Montserrat"/>
+          <w:sz w:val="24"/>
+        </w:rPr>
+      </w:pPr>
+    </w:p>
+    <w:p>
+      <w:pPr>
+        <w:rPr>
+          <w:rFonts w:ascii="Montserrat" w:hAnsi="Montserrat"/>
+          <w:sz w:val="24"/>
+        </w:rPr>
+      </w:pPr>
+    </w:p>
+    <w:p>
+      <w:pPr>
+        <w:rPr>
+          <w:rFonts w:ascii="Montserrat" w:hAnsi="Montserrat"/>
+          <w:sz w:val="24"/>
+        </w:rPr>
+      </w:pPr>
+    </w:p>
+    <w:p>
+      <w:pPr>
+        <w:rPr>
+          <w:rFonts w:ascii="Montserrat" w:hAnsi="Montserrat"/>
+          <w:sz w:val="24"/>
+        </w:rPr>
+      </w:pPr>
+    </w:p>
+    <w:p>
+      <w:pPr>
+        <w:rPr>
+          <w:rFonts w:ascii="Montserrat" w:hAnsi="Montserrat"/>
+          <w:sz w:val="24"/>
+        </w:rPr>
+      </w:pPr>
+    </w:p>
+    <w:p>
+      <w:pPr>
+        <w:rPr>
+          <w:rFonts w:ascii="Montserrat" w:hAnsi="Montserrat"/>
+          <w:sz w:val="24"/>
+        </w:rPr>
+      </w:pPr>
+    </w:p>
+    <w:p>
+      <w:pPr>
+        <w:rPr>
+          <w:rFonts w:ascii="Montserrat" w:hAnsi="Montserrat"/>
+          <w:sz w:val="24"/>
+        </w:rPr>
+      </w:pPr>
+    </w:p>
+    <w:p>
+      <w:pPr>
+        <w:rPr>
+          <w:rFonts w:ascii="Montserrat" w:hAnsi="Montserrat"/>
+          <w:sz w:val="24"/>
+        </w:rPr>
+      </w:pPr>
+    </w:p>
+    <w:p>
+      <w:pPr>
+        <w:rPr>
+          <w:rFonts w:ascii="Montserrat" w:hAnsi="Montserrat"/>
+          <w:sz w:val="24"/>
+        </w:rPr>
+      </w:pPr>
+    </w:p>
+    <w:p>
+      <w:pPr>
+        <w:rPr>
+          <w:rFonts w:ascii="Montserrat" w:hAnsi="Montserrat"/>
+          <w:sz w:val="24"/>
+        </w:rPr>
+      </w:pPr>
+    </w:p>
+    <w:p>
+      <w:pPr>
+        <w:rPr>
+          <w:rFonts w:ascii="Montserrat" w:hAnsi="Montserrat"/>
+          <w:sz w:val="24"/>
+        </w:rPr>
+      </w:pPr>
+      <w:r>
+        <w:rPr>
+          <w:rFonts w:ascii="Montserrat" w:hAnsi="Montserrat"/>
           <w:color w:val="FFFFFF"/>
+          <w:sz w:val="24"/>
         </w:rPr>
         <w:t>Title</w:t>
       </w:r>
     </w:p>
     <w:p>
-      <w:r>
+      <w:pPr>
+        <w:rPr>
+          <w:rFonts w:ascii="Montserrat" w:hAnsi="Montserrat"/>
+          <w:sz w:val="24"/>
+        </w:rPr>
+      </w:pPr>
+      <w:r>
+        <w:rPr>
+          <w:rFonts w:ascii="Montserrat" w:hAnsi="Montserrat"/>
+          <w:sz w:val="24"/>
+        </w:rPr>
         <w:t>Body</w:t>
       </w:r>
     </w:p>
-    <w:p/>
-    <w:p/>
+    <w:p>
+      <w:pPr>
+        <w:rPr>
+          <w:rFonts w:ascii="Montserrat" w:hAnsi="Montserrat"/>
+          <w:sz w:val="24"/>
+        </w:rPr>
+      </w:pPr>
+    </w:p>
+    <w:p>
+      <w:pPr>
+        <w:rPr>
+          <w:rFonts w:ascii="Montserrat" w:hAnsi="Montserrat"/>
+          <w:sz w:val="24"/>
+        </w:rPr>
+      </w:pPr>
+    </w:p>
     <w:sectPr>
       <w:endnotePr>
         <w:numFmt w:val="decimal"/>
@@ -635,7 +1535,7 @@
   <w:abstractNum w:abstractNumId="0" w15:restartNumberingAfterBreak="0">
     <w:nsid w:val="FFFFFFFB"/>
     <w:multiLevelType w:val="multilevel"/>
-    <w:tmpl w:val="759072D4"/>
+    <w:tmpl w:val="80A499BA"/>
     <w:lvl w:ilvl="0">
       <w:start w:val="1"/>
       <w:numFmt w:val="cardinalText"/>
@@ -728,6 +1628,27 @@
   <w:num w:numId="8" w16cid:durableId="1686056660">
     <w:abstractNumId w:val="0"/>
   </w:num>
+  <w:num w:numId="9" w16cid:durableId="1837374995">
+    <w:abstractNumId w:val="0"/>
+  </w:num>
+  <w:num w:numId="10" w16cid:durableId="687684750">
+    <w:abstractNumId w:val="0"/>
+  </w:num>
+  <w:num w:numId="11" w16cid:durableId="1648392186">
+    <w:abstractNumId w:val="0"/>
+  </w:num>
+  <w:num w:numId="12" w16cid:durableId="153647194">
+    <w:abstractNumId w:val="0"/>
+  </w:num>
+  <w:num w:numId="13" w16cid:durableId="1713535971">
+    <w:abstractNumId w:val="0"/>
+  </w:num>
+  <w:num w:numId="14" w16cid:durableId="21708283">
+    <w:abstractNumId w:val="0"/>
+  </w:num>
+  <w:num w:numId="15" w16cid:durableId="213975192">
+    <w:abstractNumId w:val="0"/>
+  </w:num>
 </w:numbering>
 </file>
 
@@ -736,7 +1657,9 @@
   <w:docDefaults>
     <w:rPrDefault>
       <w:rPr>
-        <w:rFonts w:ascii="Times New Roman" w:eastAsia="Times New Roman" w:hAnsi="Times New Roman" w:cs="Times New Roman"/>
+        <w:rFonts w:asciiTheme="minorHAnsi" w:eastAsiaTheme="minorHAnsi" w:hAnsiTheme="minorHAnsi" w:cstheme="minorBidi"/>
+        <w:sz w:val="22"/>
+        <w:szCs w:val="22"/>
         <w:lang w:val="en-US" w:eastAsia="en-US" w:bidi="ar-SA"/>
       </w:rPr>
     </w:rPrDefault>
@@ -1123,20 +2046,23 @@
   <w:style w:type="paragraph" w:default="1" w:styleId="Normal">
     <w:name w:val="Normal"/>
     <w:qFormat/>
-    <w:rsid w:val="00DF7300"/>
-    <w:rPr>
-      <w:rFonts w:ascii="Calibri" w:hAnsi="Calibri" w:cs="Calibri"/>
+    <w:rsid w:val="008520B0"/>
+    <w:pPr>
+      <w:spacing w:after="240" w:line="276" w:lineRule="auto"/>
+    </w:pPr>
+    <w:rPr>
+      <w:rFonts w:cstheme="minorHAnsi"/>
       <w:sz w:val="28"/>
       <w:szCs w:val="28"/>
     </w:rPr>
   </w:style>
   <w:style w:type="paragraph" w:styleId="Heading1">
     <w:name w:val="heading 1"/>
-    <w:basedOn w:val="Normal"/>
+    <w:basedOn w:val="NoSpacing"/>
     <w:next w:val="Normal"/>
     <w:link w:val="Heading1Char"/>
     <w:qFormat/>
-    <w:rsid w:val="00DF7300"/>
+    <w:rsid w:val="008520B0"/>
     <w:pPr>
       <w:keepNext/>
       <w:spacing w:before="240" w:after="60"/>
@@ -1155,16 +2081,16 @@
     <w:next w:val="Normal"/>
     <w:link w:val="Heading2Char"/>
     <w:qFormat/>
-    <w:rsid w:val="00DF7300"/>
+    <w:rsid w:val="008520B0"/>
     <w:pPr>
       <w:numPr>
         <w:ilvl w:val="1"/>
-        <w:numId w:val="8"/>
+        <w:numId w:val="15"/>
       </w:numPr>
       <w:outlineLvl w:val="1"/>
     </w:pPr>
     <w:rPr>
-      <w:rFonts w:eastAsia="Times New Roman"/>
+      <w:rFonts w:asciiTheme="majorHAnsi" w:hAnsiTheme="majorHAnsi"/>
       <w:sz w:val="48"/>
       <w:szCs w:val="48"/>
     </w:rPr>
@@ -1175,7 +2101,7 @@
     <w:next w:val="Normal"/>
     <w:link w:val="Heading3Char"/>
     <w:qFormat/>
-    <w:rsid w:val="00DF7300"/>
+    <w:rsid w:val="008520B0"/>
     <w:pPr>
       <w:outlineLvl w:val="2"/>
     </w:pPr>
@@ -1189,7 +2115,7 @@
     <w:next w:val="Normal"/>
     <w:link w:val="Heading4Char"/>
     <w:qFormat/>
-    <w:rsid w:val="00DF7300"/>
+    <w:rsid w:val="008520B0"/>
     <w:pPr>
       <w:numPr>
         <w:ilvl w:val="3"/>
@@ -1206,7 +2132,7 @@
     <w:next w:val="Normal"/>
     <w:link w:val="Heading5Char"/>
     <w:qFormat/>
-    <w:rsid w:val="00DF7300"/>
+    <w:rsid w:val="008520B0"/>
     <w:pPr>
       <w:numPr>
         <w:ilvl w:val="4"/>
@@ -1219,21 +2145,19 @@
   </w:style>
   <w:style w:type="paragraph" w:styleId="Heading6">
     <w:name w:val="heading 6"/>
-    <w:basedOn w:val="Normal"/>
+    <w:basedOn w:val="Heading5"/>
     <w:next w:val="Normal"/>
     <w:link w:val="Heading6Char"/>
     <w:qFormat/>
-    <w:rsid w:val="00DF7300"/>
+    <w:rsid w:val="008520B0"/>
     <w:pPr>
       <w:numPr>
         <w:ilvl w:val="5"/>
-        <w:numId w:val="8"/>
       </w:numPr>
-      <w:spacing w:before="240" w:after="60"/>
       <w:outlineLvl w:val="5"/>
     </w:pPr>
     <w:rPr>
-      <w:b/>
+      <w:bCs/>
       <w:sz w:val="24"/>
       <w:szCs w:val="24"/>
       <w:u w:val="single"/>
@@ -1245,28 +2169,31 @@
     <w:next w:val="Normal"/>
     <w:link w:val="Heading7Char"/>
     <w:qFormat/>
-    <w:rsid w:val="00DF7300"/>
+    <w:rsid w:val="008520B0"/>
     <w:pPr>
+      <w:keepNext w:val="0"/>
+      <w:numPr>
+        <w:ilvl w:val="0"/>
+        <w:numId w:val="0"/>
+      </w:numPr>
       <w:outlineLvl w:val="6"/>
     </w:pPr>
     <w:rPr>
       <w:b w:val="0"/>
-      <w:bCs/>
+      <w:kern w:val="0"/>
     </w:rPr>
   </w:style>
   <w:style w:type="paragraph" w:styleId="Heading8">
     <w:name w:val="heading 8"/>
-    <w:basedOn w:val="Heading7"/>
+    <w:basedOn w:val="Heading6"/>
     <w:next w:val="Normal"/>
     <w:link w:val="Heading8Char"/>
     <w:qFormat/>
-    <w:rsid w:val="00DF7300"/>
+    <w:rsid w:val="008520B0"/>
     <w:pPr>
       <w:outlineLvl w:val="7"/>
     </w:pPr>
     <w:rPr>
-      <w:b/>
-      <w:bCs w:val="0"/>
       <w:i/>
       <w:iCs/>
       <w:u w:val="none"/>
@@ -1278,18 +2205,20 @@
     <w:next w:val="Normal"/>
     <w:link w:val="Heading9Char"/>
     <w:qFormat/>
-    <w:rsid w:val="00DF7300"/>
+    <w:rsid w:val="008520B0"/>
     <w:pPr>
       <w:outlineLvl w:val="8"/>
     </w:pPr>
     <w:rPr>
       <w:b w:val="0"/>
-      <w:bCs/>
+      <w:bCs w:val="0"/>
     </w:rPr>
   </w:style>
   <w:style w:type="character" w:default="1" w:styleId="DefaultParagraphFont">
     <w:name w:val="Default Paragraph Font"/>
+    <w:uiPriority w:val="1"/>
     <w:semiHidden/>
+    <w:unhideWhenUsed/>
   </w:style>
   <w:style w:type="table" w:default="1" w:styleId="TableNormal">
     <w:name w:val="Normal Table"/>
@@ -1317,15 +2246,14 @@
     <w:basedOn w:val="Heading1"/>
     <w:next w:val="Normal"/>
     <w:link w:val="Subheading1Char"/>
-    <w:autoRedefine/>
     <w:qFormat/>
-    <w:rsid w:val="00DF7300"/>
+    <w:rsid w:val="008520B0"/>
     <w:pPr>
-      <w:spacing w:before="0" w:after="0"/>
+      <w:spacing w:before="0" w:after="0" w:line="240" w:lineRule="auto"/>
       <w:contextualSpacing/>
     </w:pPr>
     <w:rPr>
-      <w:rFonts w:eastAsia="Times New Roman"/>
+      <w:rFonts w:asciiTheme="majorHAnsi" w:eastAsiaTheme="minorHAnsi" w:hAnsiTheme="majorHAnsi"/>
       <w:sz w:val="48"/>
       <w:szCs w:val="48"/>
       <w:vertAlign w:val="superscript"/>
@@ -1333,10 +2261,11 @@
   </w:style>
   <w:style w:type="character" w:customStyle="1" w:styleId="Subheading1Char">
     <w:name w:val="Subheading 1 Char"/>
+    <w:basedOn w:val="DefaultParagraphFont"/>
     <w:link w:val="Subheading1"/>
-    <w:rsid w:val="00DF7300"/>
-    <w:rPr>
-      <w:rFonts w:asciiTheme="minorHAnsi" w:hAnsiTheme="minorHAnsi" w:cstheme="minorHAnsi"/>
+    <w:rsid w:val="008520B0"/>
+    <w:rPr>
+      <w:rFonts w:asciiTheme="majorHAnsi" w:hAnsiTheme="majorHAnsi" w:cstheme="minorHAnsi"/>
       <w:b/>
       <w:kern w:val="28"/>
       <w:sz w:val="48"/>
@@ -1348,9 +2277,9 @@
     <w:name w:val="Heading 1 Char"/>
     <w:basedOn w:val="DefaultParagraphFont"/>
     <w:link w:val="Heading1"/>
-    <w:rsid w:val="00DF7300"/>
-    <w:rPr>
-      <w:rFonts w:asciiTheme="minorHAnsi" w:eastAsiaTheme="majorEastAsia" w:hAnsiTheme="minorHAnsi" w:cstheme="minorHAnsi"/>
+    <w:rsid w:val="008520B0"/>
+    <w:rPr>
+      <w:rFonts w:eastAsiaTheme="majorEastAsia" w:cstheme="minorHAnsi"/>
       <w:b/>
       <w:kern w:val="28"/>
       <w:sz w:val="56"/>
@@ -1362,18 +2291,22 @@
     <w:basedOn w:val="Subtitle"/>
     <w:link w:val="SuptitleChar"/>
     <w:qFormat/>
-    <w:rsid w:val="00DF7300"/>
+    <w:rsid w:val="008520B0"/>
+    <w:pPr>
+      <w:spacing w:before="240" w:line="240" w:lineRule="auto"/>
+    </w:pPr>
     <w:rPr>
       <w:vertAlign w:val="subscript"/>
     </w:rPr>
   </w:style>
   <w:style w:type="character" w:customStyle="1" w:styleId="SuptitleChar">
     <w:name w:val="Suptitle Char"/>
+    <w:basedOn w:val="SubtitleChar"/>
     <w:link w:val="Suptitle"/>
-    <w:rsid w:val="00DF7300"/>
-    <w:rPr>
-      <w:rFonts w:ascii="Calibri" w:hAnsi="Calibri"/>
-      <w:color w:val="7F7F7F"/>
+    <w:rsid w:val="008520B0"/>
+    <w:rPr>
+      <w:rFonts w:asciiTheme="majorHAnsi" w:eastAsiaTheme="majorEastAsia" w:hAnsiTheme="majorHAnsi" w:cstheme="majorBidi"/>
+      <w:color w:val="7F7F7F" w:themeColor="text1" w:themeTint="80"/>
       <w:spacing w:val="-10"/>
       <w:kern w:val="28"/>
       <w:sz w:val="72"/>
@@ -1388,22 +2321,23 @@
     <w:link w:val="SubtitleChar"/>
     <w:uiPriority w:val="11"/>
     <w:qFormat/>
-    <w:rsid w:val="00DF7300"/>
+    <w:rsid w:val="008520B0"/>
     <w:rPr>
       <w:b w:val="0"/>
       <w:bCs w:val="0"/>
-      <w:color w:val="7F7F7F"/>
+      <w:color w:val="7F7F7F" w:themeColor="text1" w:themeTint="80"/>
       <w:vertAlign w:val="superscript"/>
     </w:rPr>
   </w:style>
   <w:style w:type="character" w:customStyle="1" w:styleId="SubtitleChar">
     <w:name w:val="Subtitle Char"/>
+    <w:basedOn w:val="DefaultParagraphFont"/>
     <w:link w:val="Subtitle"/>
     <w:uiPriority w:val="11"/>
-    <w:rsid w:val="00DF7300"/>
-    <w:rPr>
-      <w:rFonts w:ascii="Calibri" w:hAnsi="Calibri"/>
-      <w:color w:val="7F7F7F"/>
+    <w:rsid w:val="008520B0"/>
+    <w:rPr>
+      <w:rFonts w:asciiTheme="majorHAnsi" w:eastAsiaTheme="majorEastAsia" w:hAnsiTheme="majorHAnsi" w:cstheme="majorBidi"/>
+      <w:color w:val="7F7F7F" w:themeColor="text1" w:themeTint="80"/>
       <w:spacing w:val="-10"/>
       <w:kern w:val="28"/>
       <w:sz w:val="72"/>
@@ -1417,14 +2351,15 @@
     <w:next w:val="Normal"/>
     <w:link w:val="Subheading2Char"/>
     <w:qFormat/>
-    <w:rsid w:val="00DF7300"/>
+    <w:rsid w:val="008520B0"/>
   </w:style>
   <w:style w:type="character" w:customStyle="1" w:styleId="Subheading2Char">
     <w:name w:val="Subheading 2 Char"/>
+    <w:basedOn w:val="Subheading1Char"/>
     <w:link w:val="Subheading2"/>
-    <w:rsid w:val="00DF7300"/>
-    <w:rPr>
-      <w:rFonts w:asciiTheme="minorHAnsi" w:hAnsiTheme="minorHAnsi" w:cstheme="minorHAnsi"/>
+    <w:rsid w:val="008520B0"/>
+    <w:rPr>
+      <w:rFonts w:asciiTheme="majorHAnsi" w:hAnsiTheme="majorHAnsi" w:cstheme="minorHAnsi"/>
       <w:b/>
       <w:kern w:val="28"/>
       <w:sz w:val="48"/>
@@ -1438,7 +2373,7 @@
     <w:next w:val="Normal"/>
     <w:link w:val="Subheading3Char"/>
     <w:qFormat/>
-    <w:rsid w:val="00DF7300"/>
+    <w:rsid w:val="008520B0"/>
     <w:rPr>
       <w:sz w:val="40"/>
       <w:szCs w:val="40"/>
@@ -1446,10 +2381,11 @@
   </w:style>
   <w:style w:type="character" w:customStyle="1" w:styleId="Subheading3Char">
     <w:name w:val="Subheading 3 Char"/>
+    <w:basedOn w:val="Subheading2Char"/>
     <w:link w:val="Subheading3"/>
-    <w:rsid w:val="00DF7300"/>
-    <w:rPr>
-      <w:rFonts w:asciiTheme="minorHAnsi" w:hAnsiTheme="minorHAnsi" w:cstheme="minorHAnsi"/>
+    <w:rsid w:val="008520B0"/>
+    <w:rPr>
+      <w:rFonts w:asciiTheme="majorHAnsi" w:hAnsiTheme="majorHAnsi" w:cstheme="minorHAnsi"/>
       <w:b/>
       <w:kern w:val="28"/>
       <w:sz w:val="40"/>
@@ -1461,9 +2397,9 @@
     <w:name w:val="Heading 2 Char"/>
     <w:basedOn w:val="DefaultParagraphFont"/>
     <w:link w:val="Heading2"/>
-    <w:rsid w:val="00DF7300"/>
-    <w:rPr>
-      <w:rFonts w:ascii="Calibri" w:hAnsi="Calibri" w:cstheme="minorHAnsi"/>
+    <w:rsid w:val="008520B0"/>
+    <w:rPr>
+      <w:rFonts w:asciiTheme="majorHAnsi" w:eastAsiaTheme="majorEastAsia" w:hAnsiTheme="majorHAnsi" w:cstheme="minorHAnsi"/>
       <w:b/>
       <w:kern w:val="28"/>
       <w:sz w:val="48"/>
@@ -1474,9 +2410,9 @@
     <w:name w:val="Heading 3 Char"/>
     <w:basedOn w:val="DefaultParagraphFont"/>
     <w:link w:val="Heading3"/>
-    <w:rsid w:val="00DF7300"/>
-    <w:rPr>
-      <w:rFonts w:ascii="Calibri" w:hAnsi="Calibri" w:cstheme="minorHAnsi"/>
+    <w:rsid w:val="008520B0"/>
+    <w:rPr>
+      <w:rFonts w:asciiTheme="majorHAnsi" w:eastAsiaTheme="majorEastAsia" w:hAnsiTheme="majorHAnsi" w:cstheme="minorHAnsi"/>
       <w:b/>
       <w:kern w:val="28"/>
       <w:sz w:val="40"/>
@@ -1487,9 +2423,9 @@
     <w:name w:val="Heading 4 Char"/>
     <w:basedOn w:val="DefaultParagraphFont"/>
     <w:link w:val="Heading4"/>
-    <w:rsid w:val="00DF7300"/>
-    <w:rPr>
-      <w:rFonts w:ascii="Calibri" w:hAnsi="Calibri" w:cstheme="minorHAnsi"/>
+    <w:rsid w:val="008520B0"/>
+    <w:rPr>
+      <w:rFonts w:asciiTheme="majorHAnsi" w:eastAsiaTheme="majorEastAsia" w:hAnsiTheme="majorHAnsi" w:cstheme="minorHAnsi"/>
       <w:b/>
       <w:kern w:val="28"/>
       <w:sz w:val="32"/>
@@ -1500,9 +2436,9 @@
     <w:name w:val="Heading 5 Char"/>
     <w:basedOn w:val="DefaultParagraphFont"/>
     <w:link w:val="Heading5"/>
-    <w:rsid w:val="00DF7300"/>
-    <w:rPr>
-      <w:rFonts w:ascii="Calibri" w:hAnsi="Calibri" w:cstheme="minorHAnsi"/>
+    <w:rsid w:val="008520B0"/>
+    <w:rPr>
+      <w:rFonts w:asciiTheme="majorHAnsi" w:eastAsiaTheme="majorEastAsia" w:hAnsiTheme="majorHAnsi" w:cstheme="minorHAnsi"/>
       <w:b/>
       <w:kern w:val="28"/>
       <w:sz w:val="28"/>
@@ -1513,10 +2449,12 @@
     <w:name w:val="Heading 6 Char"/>
     <w:basedOn w:val="DefaultParagraphFont"/>
     <w:link w:val="Heading6"/>
-    <w:rsid w:val="00DF7300"/>
-    <w:rPr>
-      <w:rFonts w:ascii="Calibri" w:hAnsi="Calibri" w:cstheme="minorHAnsi"/>
+    <w:rsid w:val="008520B0"/>
+    <w:rPr>
+      <w:rFonts w:asciiTheme="majorHAnsi" w:eastAsiaTheme="majorEastAsia" w:hAnsiTheme="majorHAnsi" w:cstheme="minorHAnsi"/>
       <w:b/>
+      <w:bCs/>
+      <w:kern w:val="28"/>
       <w:sz w:val="24"/>
       <w:szCs w:val="24"/>
       <w:u w:val="single"/>
@@ -1526,9 +2464,9 @@
     <w:name w:val="Heading 7 Char"/>
     <w:basedOn w:val="DefaultParagraphFont"/>
     <w:link w:val="Heading7"/>
-    <w:rsid w:val="00DF7300"/>
-    <w:rPr>
-      <w:rFonts w:ascii="Calibri" w:hAnsi="Calibri" w:cstheme="minorHAnsi"/>
+    <w:rsid w:val="008520B0"/>
+    <w:rPr>
+      <w:rFonts w:asciiTheme="majorHAnsi" w:eastAsiaTheme="majorEastAsia" w:hAnsiTheme="majorHAnsi" w:cstheme="minorHAnsi"/>
       <w:bCs/>
       <w:sz w:val="24"/>
       <w:szCs w:val="24"/>
@@ -1539,12 +2477,14 @@
     <w:name w:val="Heading 8 Char"/>
     <w:basedOn w:val="DefaultParagraphFont"/>
     <w:link w:val="Heading8"/>
-    <w:rsid w:val="00DF7300"/>
-    <w:rPr>
-      <w:rFonts w:ascii="Calibri" w:hAnsi="Calibri" w:cstheme="minorHAnsi"/>
+    <w:rsid w:val="008520B0"/>
+    <w:rPr>
+      <w:rFonts w:asciiTheme="majorHAnsi" w:eastAsiaTheme="majorEastAsia" w:hAnsiTheme="majorHAnsi" w:cstheme="minorHAnsi"/>
       <w:b/>
+      <w:bCs/>
       <w:i/>
       <w:iCs/>
+      <w:kern w:val="28"/>
       <w:sz w:val="24"/>
       <w:szCs w:val="24"/>
     </w:rPr>
@@ -1553,29 +2493,26 @@
     <w:name w:val="Heading 9 Char"/>
     <w:basedOn w:val="DefaultParagraphFont"/>
     <w:link w:val="Heading9"/>
-    <w:rsid w:val="00DF7300"/>
-    <w:rPr>
-      <w:rFonts w:ascii="Calibri" w:hAnsi="Calibri" w:cstheme="minorHAnsi"/>
-      <w:bCs/>
+    <w:rsid w:val="008520B0"/>
+    <w:rPr>
+      <w:rFonts w:asciiTheme="majorHAnsi" w:eastAsiaTheme="majorEastAsia" w:hAnsiTheme="majorHAnsi" w:cstheme="minorHAnsi"/>
       <w:i/>
       <w:iCs/>
+      <w:kern w:val="28"/>
       <w:sz w:val="24"/>
       <w:szCs w:val="24"/>
     </w:rPr>
   </w:style>
   <w:style w:type="paragraph" w:styleId="Title">
     <w:name w:val="Title"/>
-    <w:basedOn w:val="Normal"/>
+    <w:basedOn w:val="NoSpacing"/>
     <w:next w:val="Normal"/>
     <w:link w:val="TitleChar"/>
     <w:uiPriority w:val="10"/>
     <w:qFormat/>
-    <w:rsid w:val="00DF7300"/>
-    <w:pPr>
-      <w:contextualSpacing/>
-    </w:pPr>
-    <w:rPr>
-      <w:rFonts w:cs="Times New Roman"/>
+    <w:rsid w:val="008520B0"/>
+    <w:rPr>
+      <w:rFonts w:asciiTheme="majorHAnsi" w:eastAsiaTheme="majorEastAsia" w:hAnsiTheme="majorHAnsi" w:cstheme="majorBidi"/>
       <w:b/>
       <w:bCs/>
       <w:spacing w:val="-10"/>
@@ -1586,11 +2523,12 @@
   </w:style>
   <w:style w:type="character" w:customStyle="1" w:styleId="TitleChar">
     <w:name w:val="Title Char"/>
+    <w:basedOn w:val="DefaultParagraphFont"/>
     <w:link w:val="Title"/>
     <w:uiPriority w:val="10"/>
-    <w:rsid w:val="00DF7300"/>
-    <w:rPr>
-      <w:rFonts w:ascii="Calibri" w:hAnsi="Calibri"/>
+    <w:rsid w:val="008520B0"/>
+    <w:rPr>
+      <w:rFonts w:asciiTheme="majorHAnsi" w:eastAsiaTheme="majorEastAsia" w:hAnsiTheme="majorHAnsi" w:cstheme="majorBidi"/>
       <w:b/>
       <w:bCs/>
       <w:spacing w:val="-10"/>
@@ -1603,7 +2541,7 @@
     <w:name w:val="Strong"/>
     <w:uiPriority w:val="22"/>
     <w:qFormat/>
-    <w:rsid w:val="00DF7300"/>
+    <w:rsid w:val="008520B0"/>
     <w:rPr>
       <w:b/>
       <w:bCs/>
@@ -1613,9 +2551,9 @@
     <w:name w:val="Emphasis"/>
     <w:uiPriority w:val="20"/>
     <w:qFormat/>
-    <w:rsid w:val="00DF7300"/>
-    <w:rPr>
-      <w:rFonts w:ascii="Calibri" w:hAnsi="Calibri" w:cs="Calibri"/>
+    <w:rsid w:val="008520B0"/>
+    <w:rPr>
+      <w:rFonts w:asciiTheme="minorHAnsi" w:hAnsiTheme="minorHAnsi" w:cstheme="minorHAnsi"/>
       <w:i/>
       <w:iCs/>
       <w:sz w:val="28"/>
@@ -1624,23 +2562,22 @@
   </w:style>
   <w:style w:type="paragraph" w:styleId="NoSpacing">
     <w:name w:val="No Spacing"/>
+    <w:basedOn w:val="Normal"/>
     <w:uiPriority w:val="1"/>
     <w:qFormat/>
-    <w:rsid w:val="00DF7300"/>
-    <w:rPr>
-      <w:rFonts w:ascii="Calibri" w:hAnsi="Calibri" w:cs="Calibri"/>
-      <w:sz w:val="28"/>
-      <w:szCs w:val="28"/>
-    </w:rPr>
+    <w:rsid w:val="008520B0"/>
+    <w:pPr>
+      <w:spacing w:after="0"/>
+    </w:pPr>
   </w:style>
   <w:style w:type="paragraph" w:styleId="Quote">
     <w:name w:val="Quote"/>
-    <w:basedOn w:val="NoSpacing"/>
+    <w:basedOn w:val="Normal"/>
     <w:next w:val="Normal"/>
     <w:link w:val="QuoteChar"/>
     <w:uiPriority w:val="29"/>
     <w:qFormat/>
-    <w:rsid w:val="00DF7300"/>
+    <w:rsid w:val="008520B0"/>
     <w:pPr>
       <w:keepLines/>
       <w:pageBreakBefore/>
@@ -1655,11 +2592,12 @@
   </w:style>
   <w:style w:type="character" w:customStyle="1" w:styleId="QuoteChar">
     <w:name w:val="Quote Char"/>
+    <w:basedOn w:val="DefaultParagraphFont"/>
     <w:link w:val="Quote"/>
     <w:uiPriority w:val="29"/>
-    <w:rsid w:val="00DF7300"/>
-    <w:rPr>
-      <w:rFonts w:asciiTheme="minorHAnsi" w:hAnsiTheme="minorHAnsi" w:cstheme="minorHAnsi"/>
+    <w:rsid w:val="008520B0"/>
+    <w:rPr>
+      <w:rFonts w:cstheme="minorHAnsi"/>
       <w:sz w:val="28"/>
       <w:szCs w:val="28"/>
     </w:rPr>
@@ -1671,7 +2609,7 @@
     <w:link w:val="IntenseQuoteChar"/>
     <w:uiPriority w:val="30"/>
     <w:qFormat/>
-    <w:rsid w:val="00DF7300"/>
+    <w:rsid w:val="008520B0"/>
     <w:pPr>
       <w:pBdr>
         <w:left w:val="single" w:sz="18" w:space="7" w:color="auto"/>
@@ -1684,11 +2622,12 @@
   </w:style>
   <w:style w:type="character" w:customStyle="1" w:styleId="IntenseQuoteChar">
     <w:name w:val="Intense Quote Char"/>
+    <w:basedOn w:val="DefaultParagraphFont"/>
     <w:link w:val="IntenseQuote"/>
     <w:uiPriority w:val="30"/>
-    <w:rsid w:val="00DF7300"/>
-    <w:rPr>
-      <w:rFonts w:asciiTheme="minorHAnsi" w:hAnsiTheme="minorHAnsi" w:cstheme="minorHAnsi"/>
+    <w:rsid w:val="008520B0"/>
+    <w:rPr>
+      <w:rFonts w:cstheme="minorHAnsi"/>
       <w:b/>
       <w:bCs/>
       <w:sz w:val="28"/>
@@ -1697,23 +2636,25 @@
   </w:style>
   <w:style w:type="character" w:styleId="SubtleEmphasis">
     <w:name w:val="Subtle Emphasis"/>
+    <w:basedOn w:val="Emphasis"/>
     <w:uiPriority w:val="19"/>
     <w:qFormat/>
-    <w:rsid w:val="00DF7300"/>
-    <w:rPr>
-      <w:rFonts w:ascii="Calibri Light" w:hAnsi="Calibri Light" w:cs="Calibri Light"/>
+    <w:rsid w:val="008520B0"/>
+    <w:rPr>
+      <w:rFonts w:asciiTheme="minorHAnsi" w:hAnsiTheme="minorHAnsi" w:cs="Calibri Light"/>
       <w:i/>
       <w:iCs/>
-      <w:color w:val="7F7F7F"/>
+      <w:color w:val="7F7F7F" w:themeColor="text1" w:themeTint="80"/>
       <w:sz w:val="28"/>
       <w:szCs w:val="28"/>
     </w:rPr>
   </w:style>
   <w:style w:type="character" w:styleId="IntenseEmphasis">
     <w:name w:val="Intense Emphasis"/>
+    <w:basedOn w:val="Emphasis"/>
     <w:uiPriority w:val="21"/>
     <w:qFormat/>
-    <w:rsid w:val="00DF7300"/>
+    <w:rsid w:val="008520B0"/>
     <w:rPr>
       <w:rFonts w:asciiTheme="minorHAnsi" w:hAnsiTheme="minorHAnsi" w:cstheme="minorHAnsi"/>
       <w:b/>
@@ -1728,19 +2669,20 @@
     <w:name w:val="Subtle Reference"/>
     <w:uiPriority w:val="31"/>
     <w:qFormat/>
-    <w:rsid w:val="00DF7300"/>
+    <w:rsid w:val="008520B0"/>
     <w:rPr>
       <w:caps/>
-      <w:color w:val="7F7F7F"/>
+      <w:color w:val="7F7F7F" w:themeColor="text1" w:themeTint="80"/>
       <w:sz w:val="22"/>
       <w:szCs w:val="22"/>
     </w:rPr>
   </w:style>
   <w:style w:type="character" w:styleId="IntenseReference">
     <w:name w:val="Intense Reference"/>
+    <w:basedOn w:val="SubtleReference"/>
     <w:uiPriority w:val="32"/>
     <w:qFormat/>
-    <w:rsid w:val="00DF7300"/>
+    <w:rsid w:val="008520B0"/>
     <w:rPr>
       <w:b/>
       <w:bCs/>
@@ -1748,6 +2690,54 @@
       <w:color w:val="7F7F7F" w:themeColor="text1" w:themeTint="80"/>
       <w:sz w:val="22"/>
       <w:szCs w:val="22"/>
+    </w:rPr>
+  </w:style>
+  <w:style w:type="paragraph" w:styleId="Caption">
+    <w:name w:val="caption"/>
+    <w:basedOn w:val="Normal"/>
+    <w:next w:val="Normal"/>
+    <w:uiPriority w:val="35"/>
+    <w:semiHidden/>
+    <w:unhideWhenUsed/>
+    <w:qFormat/>
+    <w:rsid w:val="008520B0"/>
+    <w:pPr>
+      <w:spacing w:after="200"/>
+    </w:pPr>
+    <w:rPr>
+      <w:rFonts w:eastAsia="Times New Roman"/>
+      <w:i/>
+      <w:iCs/>
+      <w:color w:val="0E2841" w:themeColor="text2"/>
+      <w:szCs w:val="18"/>
+    </w:rPr>
+  </w:style>
+  <w:style w:type="paragraph" w:styleId="ListParagraph">
+    <w:name w:val="List Paragraph"/>
+    <w:basedOn w:val="Normal"/>
+    <w:uiPriority w:val="34"/>
+    <w:qFormat/>
+    <w:rsid w:val="008520B0"/>
+    <w:pPr>
+      <w:ind w:left="720"/>
+      <w:contextualSpacing/>
+    </w:pPr>
+    <w:rPr>
+      <w:rFonts w:eastAsia="Times New Roman"/>
+    </w:rPr>
+  </w:style>
+  <w:style w:type="character" w:styleId="BookTitle">
+    <w:name w:val="Book Title"/>
+    <w:basedOn w:val="DefaultParagraphFont"/>
+    <w:uiPriority w:val="33"/>
+    <w:qFormat/>
+    <w:rsid w:val="008520B0"/>
+    <w:rPr>
+      <w:b/>
+      <w:bCs/>
+      <w:i/>
+      <w:iCs/>
+      <w:spacing w:val="5"/>
     </w:rPr>
   </w:style>
 </w:styles>
